--- a/IOCP/IOCP.docx
+++ b/IOCP/IOCP.docx
@@ -60,174 +60,6 @@
           <w:szCs w:val="28"/>
         </w:rPr>
       </w:pPr>
-      <w:r>
-        <w:rPr>
-          <w:rFonts w:hint="eastAsia"/>
-          <w:b/>
-          <w:bCs/>
-          <w:sz w:val="28"/>
-          <w:szCs w:val="28"/>
-        </w:rPr>
-        <w:t>조작 키</w:t>
-      </w:r>
-    </w:p>
-    <w:p>
-      <w:pPr>
-        <w:pStyle w:val="a3"/>
-        <w:numPr>
-          <w:ilvl w:val="0"/>
-          <w:numId w:val="4"/>
-        </w:numPr>
-        <w:ind w:leftChars="0"/>
-        <w:jc w:val="left"/>
-        <w:rPr>
-          <w:b/>
-          <w:bCs/>
-          <w:sz w:val="22"/>
-        </w:rPr>
-      </w:pPr>
-      <w:r>
-        <w:rPr>
-          <w:rFonts w:hint="eastAsia"/>
-          <w:sz w:val="22"/>
-        </w:rPr>
-        <w:t>공격 :</w:t>
-      </w:r>
-      <w:r>
-        <w:rPr>
-          <w:sz w:val="22"/>
-        </w:rPr>
-        <w:t xml:space="preserve"> </w:t>
-      </w:r>
-      <w:r>
-        <w:rPr>
-          <w:rFonts w:hint="eastAsia"/>
-          <w:sz w:val="22"/>
-        </w:rPr>
-        <w:t>스페이스바</w:t>
-      </w:r>
-    </w:p>
-    <w:p>
-      <w:pPr>
-        <w:pStyle w:val="a3"/>
-        <w:numPr>
-          <w:ilvl w:val="0"/>
-          <w:numId w:val="4"/>
-        </w:numPr>
-        <w:ind w:leftChars="0"/>
-        <w:jc w:val="left"/>
-        <w:rPr>
-          <w:b/>
-          <w:bCs/>
-          <w:sz w:val="22"/>
-        </w:rPr>
-      </w:pPr>
-      <w:r>
-        <w:rPr>
-          <w:rFonts w:hint="eastAsia"/>
-          <w:sz w:val="22"/>
-        </w:rPr>
-        <w:t>채팅 :</w:t>
-      </w:r>
-      <w:r>
-        <w:rPr>
-          <w:sz w:val="22"/>
-        </w:rPr>
-        <w:t xml:space="preserve"> </w:t>
-      </w:r>
-      <w:r>
-        <w:rPr>
-          <w:rFonts w:hint="eastAsia"/>
-          <w:sz w:val="22"/>
-        </w:rPr>
-        <w:t>엔터 키(채팅 중에는 플레이어 조작불가)</w:t>
-      </w:r>
-      <w:r>
-        <w:rPr>
-          <w:sz w:val="22"/>
-        </w:rPr>
-        <w:t xml:space="preserve"> </w:t>
-      </w:r>
-      <w:r>
-        <w:rPr>
-          <w:rFonts w:hint="eastAsia"/>
-          <w:sz w:val="22"/>
-        </w:rPr>
-        <w:t>엔터 키 재입력시 메시지</w:t>
-      </w:r>
-      <w:r>
-        <w:rPr>
-          <w:sz w:val="22"/>
-        </w:rPr>
-        <w:t xml:space="preserve"> </w:t>
-      </w:r>
-      <w:r>
-        <w:rPr>
-          <w:rFonts w:hint="eastAsia"/>
-          <w:sz w:val="22"/>
-        </w:rPr>
-        <w:t>전송</w:t>
-      </w:r>
-    </w:p>
-    <w:p>
-      <w:pPr>
-        <w:pStyle w:val="a3"/>
-        <w:numPr>
-          <w:ilvl w:val="0"/>
-          <w:numId w:val="4"/>
-        </w:numPr>
-        <w:ind w:leftChars="0"/>
-        <w:jc w:val="left"/>
-        <w:rPr>
-          <w:b/>
-          <w:bCs/>
-          <w:sz w:val="22"/>
-        </w:rPr>
-      </w:pPr>
-      <w:r>
-        <w:rPr>
-          <w:rFonts w:hint="eastAsia"/>
-          <w:sz w:val="22"/>
-        </w:rPr>
-        <w:t>이동</w:t>
-      </w:r>
-      <w:r>
-        <w:rPr>
-          <w:sz w:val="22"/>
-        </w:rPr>
-        <w:t xml:space="preserve"> </w:t>
-      </w:r>
-      <w:r>
-        <w:rPr>
-          <w:rFonts w:hint="eastAsia"/>
-          <w:sz w:val="22"/>
-        </w:rPr>
-        <w:t>:</w:t>
-      </w:r>
-      <w:r>
-        <w:rPr>
-          <w:sz w:val="22"/>
-        </w:rPr>
-        <w:t xml:space="preserve"> </w:t>
-      </w:r>
-      <w:r>
-        <w:rPr>
-          <w:rFonts w:hint="eastAsia"/>
-          <w:sz w:val="22"/>
-        </w:rPr>
-        <w:t>방향키</w:t>
-      </w:r>
-    </w:p>
-    <w:p>
-      <w:pPr>
-        <w:jc w:val="left"/>
-        <w:rPr>
-          <w:b/>
-          <w:bCs/>
-          <w:sz w:val="28"/>
-          <w:szCs w:val="28"/>
-        </w:rPr>
-      </w:pPr>
     </w:p>
     <w:p>
       <w:pPr>
@@ -268,7 +100,15 @@
           <w:rFonts w:hint="eastAsia"/>
           <w:sz w:val="22"/>
         </w:rPr>
-        <w:t>게임 오브젝트를 관리하기 위해 GameObjec</w:t>
+        <w:t xml:space="preserve">게임 오브젝트를 관리하기 위해 </w:t>
+      </w:r>
+      <w:proofErr w:type="spellStart"/>
+      <w:r>
+        <w:rPr>
+          <w:rFonts w:hint="eastAsia"/>
+          <w:sz w:val="22"/>
+        </w:rPr>
+        <w:t>GameObjec</w:t>
       </w:r>
       <w:r>
         <w:rPr>
@@ -277,6 +117,7 @@
         </w:rPr>
         <w:t>t</w:t>
       </w:r>
+      <w:proofErr w:type="spellEnd"/>
       <w:r>
         <w:rPr>
           <w:rFonts w:hint="eastAsia"/>
@@ -366,18 +207,29 @@
         </w:rPr>
         <w:t xml:space="preserve">이벤트 타이머를 위해 </w:t>
       </w:r>
+      <w:proofErr w:type="gramStart"/>
       <w:r>
         <w:rPr>
           <w:sz w:val="22"/>
         </w:rPr>
         <w:t>concurrency::</w:t>
       </w:r>
-      <w:r>
-        <w:rPr>
-          <w:rFonts w:hint="eastAsia"/>
-          <w:sz w:val="22"/>
-        </w:rPr>
-        <w:t>concurrent_priority_queue를 사용하였습니다.</w:t>
+      <w:proofErr w:type="spellStart"/>
+      <w:proofErr w:type="gramEnd"/>
+      <w:r>
+        <w:rPr>
+          <w:rFonts w:hint="eastAsia"/>
+          <w:sz w:val="22"/>
+        </w:rPr>
+        <w:t>concurrent_priority_queue</w:t>
+      </w:r>
+      <w:proofErr w:type="spellEnd"/>
+      <w:r>
+        <w:rPr>
+          <w:rFonts w:hint="eastAsia"/>
+          <w:sz w:val="22"/>
+        </w:rPr>
+        <w:t>를 사용하였습니다.</w:t>
       </w:r>
     </w:p>
     <w:p>
@@ -413,18 +265,29 @@
         </w:rPr>
         <w:t xml:space="preserve">구조체를 관리하기 위해 </w:t>
       </w:r>
+      <w:proofErr w:type="gramStart"/>
       <w:r>
         <w:rPr>
           <w:sz w:val="22"/>
         </w:rPr>
         <w:t>concurrency::</w:t>
       </w:r>
-      <w:r>
-        <w:rPr>
-          <w:rFonts w:hint="eastAsia"/>
-          <w:sz w:val="22"/>
-        </w:rPr>
-        <w:t>concurrent_queue를 사용했습니다.</w:t>
+      <w:proofErr w:type="spellStart"/>
+      <w:proofErr w:type="gramEnd"/>
+      <w:r>
+        <w:rPr>
+          <w:rFonts w:hint="eastAsia"/>
+          <w:sz w:val="22"/>
+        </w:rPr>
+        <w:t>concurrent_queue</w:t>
+      </w:r>
+      <w:proofErr w:type="spellEnd"/>
+      <w:r>
+        <w:rPr>
+          <w:rFonts w:hint="eastAsia"/>
+          <w:sz w:val="22"/>
+        </w:rPr>
+        <w:t>를 사용했습니다.</w:t>
       </w:r>
     </w:p>
     <w:p>
@@ -445,14 +308,31 @@
           <w:rFonts w:hint="eastAsia"/>
           <w:sz w:val="22"/>
         </w:rPr>
-        <w:t>플레이어에게 보이는 플레이어를 관리하기 위해 s</w:t>
-      </w:r>
-      <w:r>
-        <w:rPr>
-          <w:sz w:val="22"/>
-        </w:rPr>
-        <w:t>td::unordered_set</w:t>
-      </w:r>
+        <w:t xml:space="preserve">플레이어에게 보이는 플레이어를 관리하기 위해 </w:t>
+      </w:r>
+      <w:proofErr w:type="gramStart"/>
+      <w:r>
+        <w:rPr>
+          <w:rFonts w:hint="eastAsia"/>
+          <w:sz w:val="22"/>
+        </w:rPr>
+        <w:t>s</w:t>
+      </w:r>
+      <w:r>
+        <w:rPr>
+          <w:sz w:val="22"/>
+        </w:rPr>
+        <w:t>td::</w:t>
+      </w:r>
+      <w:proofErr w:type="spellStart"/>
+      <w:proofErr w:type="gramEnd"/>
+      <w:r>
+        <w:rPr>
+          <w:sz w:val="22"/>
+        </w:rPr>
+        <w:t>unordered_set</w:t>
+      </w:r>
+      <w:proofErr w:type="spellEnd"/>
       <w:r>
         <w:rPr>
           <w:rFonts w:hint="eastAsia"/>
@@ -475,6 +355,7 @@
       <w:pPr>
         <w:jc w:val="left"/>
         <w:rPr>
+          <w:rFonts w:hint="eastAsia"/>
           <w:b/>
           <w:bCs/>
           <w:sz w:val="28"/>
@@ -507,23 +388,29 @@
       </w:pPr>
       <w:r>
         <w:rPr>
-          <w:rFonts w:hint="eastAsia"/>
-          <w:sz w:val="22"/>
-        </w:rPr>
-        <w:t>D</w:t>
-      </w:r>
-      <w:r>
-        <w:rPr>
-          <w:sz w:val="22"/>
-        </w:rPr>
-        <w:t>B</w:t>
-      </w:r>
-      <w:r>
-        <w:rPr>
-          <w:rFonts w:hint="eastAsia"/>
-          <w:sz w:val="22"/>
-        </w:rPr>
-        <w:t>를 이용한 로그인 및 플레이어 정보 수정</w:t>
+          <w:sz w:val="22"/>
+        </w:rPr>
+        <w:t>7</w:t>
+      </w:r>
+      <w:r>
+        <w:rPr>
+          <w:rFonts w:hint="eastAsia"/>
+          <w:sz w:val="22"/>
+        </w:rPr>
+        <w:t>개의 스레드를 사용한 패킷,</w:t>
+      </w:r>
+      <w:r>
+        <w:rPr>
+          <w:sz w:val="22"/>
+        </w:rPr>
+        <w:t xml:space="preserve"> </w:t>
+      </w:r>
+      <w:r>
+        <w:rPr>
+          <w:rFonts w:hint="eastAsia"/>
+          <w:sz w:val="22"/>
+        </w:rPr>
+        <w:t>로직 처리</w:t>
       </w:r>
     </w:p>
     <w:p>
@@ -583,15 +470,29 @@
         <w:ind w:leftChars="0"/>
         <w:jc w:val="left"/>
         <w:rPr>
-          <w:sz w:val="22"/>
-        </w:rPr>
-      </w:pPr>
-      <w:r>
-        <w:rPr>
-          <w:rFonts w:hint="eastAsia"/>
-          <w:sz w:val="22"/>
-        </w:rPr>
-        <w:t>타이머 큐를 이용한 이벤트 처리</w:t>
+          <w:rFonts w:hint="eastAsia"/>
+          <w:sz w:val="22"/>
+        </w:rPr>
+      </w:pPr>
+      <w:r>
+        <w:rPr>
+          <w:rFonts w:hint="eastAsia"/>
+          <w:sz w:val="22"/>
+        </w:rPr>
+        <w:t>D</w:t>
+      </w:r>
+      <w:r>
+        <w:rPr>
+          <w:sz w:val="22"/>
+        </w:rPr>
+        <w:t>B</w:t>
+      </w:r>
+      <w:r>
+        <w:rPr>
+          <w:rFonts w:hint="eastAsia"/>
+          <w:sz w:val="22"/>
+        </w:rPr>
+        <w:t>를 이용한 로그인 및 플레이어 정보 수정</w:t>
       </w:r>
     </w:p>
     <w:p>
@@ -612,7 +513,7 @@
           <w:rFonts w:hint="eastAsia"/>
           <w:sz w:val="22"/>
         </w:rPr>
-        <w:t>시야 처리</w:t>
+        <w:t>타이머 큐를 이용한 이벤트 처리</w:t>
       </w:r>
     </w:p>
     <w:p>
@@ -633,15 +534,36 @@
           <w:rFonts w:hint="eastAsia"/>
           <w:sz w:val="22"/>
         </w:rPr>
+        <w:t>시야 처리</w:t>
+      </w:r>
+    </w:p>
+    <w:p>
+      <w:pPr>
+        <w:pStyle w:val="a3"/>
+        <w:numPr>
+          <w:ilvl w:val="0"/>
+          <w:numId w:val="7"/>
+        </w:numPr>
+        <w:ind w:leftChars="0"/>
+        <w:jc w:val="left"/>
+        <w:rPr>
+          <w:sz w:val="22"/>
+        </w:rPr>
+      </w:pPr>
+      <w:r>
+        <w:rPr>
+          <w:rFonts w:hint="eastAsia"/>
+          <w:sz w:val="22"/>
+        </w:rPr>
         <w:t>패킷 조립</w:t>
       </w:r>
     </w:p>
     <w:p>
       <w:pPr>
-        <w:pStyle w:val="a3"/>
-        <w:ind w:leftChars="0" w:left="760"/>
-        <w:jc w:val="left"/>
-        <w:rPr>
+        <w:ind w:left="400"/>
+        <w:jc w:val="left"/>
+        <w:rPr>
+          <w:rFonts w:hint="eastAsia"/>
           <w:sz w:val="22"/>
         </w:rPr>
       </w:pPr>
@@ -676,16 +598,43 @@
       </w:pPr>
       <w:r>
         <w:rPr>
-          <w:rFonts w:hint="eastAsia"/>
-          <w:sz w:val="22"/>
-        </w:rPr>
-        <w:t>D</w:t>
-      </w:r>
-      <w:r>
-        <w:rPr>
-          <w:sz w:val="22"/>
-        </w:rPr>
-        <w:t>ataBase</w:t>
+          <w:sz w:val="22"/>
+        </w:rPr>
+        <w:t>7</w:t>
+      </w:r>
+      <w:r>
+        <w:rPr>
+          <w:rFonts w:hint="eastAsia"/>
+          <w:sz w:val="22"/>
+        </w:rPr>
+        <w:t xml:space="preserve">개의 </w:t>
+      </w:r>
+      <w:r>
+        <w:rPr>
+          <w:rFonts w:hint="eastAsia"/>
+          <w:sz w:val="22"/>
+        </w:rPr>
+        <w:t>쓰</w:t>
+      </w:r>
+      <w:r>
+        <w:rPr>
+          <w:rFonts w:hint="eastAsia"/>
+          <w:sz w:val="22"/>
+        </w:rPr>
+        <w:t>레드를 사용한 패킷,</w:t>
+      </w:r>
+      <w:r>
+        <w:rPr>
+          <w:sz w:val="22"/>
+        </w:rPr>
+        <w:t xml:space="preserve"> </w:t>
+      </w:r>
+      <w:r>
+        <w:rPr>
+          <w:rFonts w:hint="eastAsia"/>
+          <w:sz w:val="22"/>
+        </w:rPr>
+        <w:t>로직 처리</w:t>
       </w:r>
     </w:p>
     <w:p>
@@ -706,22 +655,110 @@
           <w:rFonts w:hint="eastAsia"/>
           <w:sz w:val="22"/>
         </w:rPr>
-        <w:t>저장 프로시저를 사용해 쿼리 파싱 오버헤드를 줄였습니다.</w:t>
-      </w:r>
-    </w:p>
-    <w:p>
-      <w:pPr>
-        <w:jc w:val="left"/>
-        <w:rPr>
-          <w:sz w:val="22"/>
-        </w:rPr>
-      </w:pPr>
-      <w:r>
-        <w:rPr>
-          <w:rFonts w:hint="eastAsia"/>
-          <w:sz w:val="22"/>
-        </w:rPr>
-        <w:t>몬스터</w:t>
+        <w:t>L</w:t>
+      </w:r>
+      <w:r>
+        <w:rPr>
+          <w:sz w:val="22"/>
+        </w:rPr>
+        <w:t>ock</w:t>
+      </w:r>
+      <w:r>
+        <w:rPr>
+          <w:rFonts w:hint="eastAsia"/>
+          <w:sz w:val="22"/>
+        </w:rPr>
+        <w:t>사용을 줄이고 쓰레드간 의존성을 줄이기 위해 노력했습니다</w:t>
+      </w:r>
+      <w:r>
+        <w:rPr>
+          <w:rFonts w:hint="eastAsia"/>
+          <w:sz w:val="22"/>
+        </w:rPr>
+        <w:t>.</w:t>
+      </w:r>
+    </w:p>
+    <w:p>
+      <w:pPr>
+        <w:pStyle w:val="a3"/>
+        <w:numPr>
+          <w:ilvl w:val="1"/>
+          <w:numId w:val="8"/>
+        </w:numPr>
+        <w:ind w:leftChars="0"/>
+        <w:jc w:val="left"/>
+        <w:rPr>
+          <w:rFonts w:hint="eastAsia"/>
+          <w:sz w:val="22"/>
+        </w:rPr>
+      </w:pPr>
+      <w:r>
+        <w:rPr>
+          <w:rFonts w:hint="eastAsia"/>
+          <w:sz w:val="22"/>
+        </w:rPr>
+        <w:t>공유 메모리를 복사해 사용 후 다시 옮기기</w:t>
+      </w:r>
+    </w:p>
+    <w:p>
+      <w:pPr>
+        <w:pStyle w:val="a3"/>
+        <w:numPr>
+          <w:ilvl w:val="1"/>
+          <w:numId w:val="8"/>
+        </w:numPr>
+        <w:ind w:leftChars="0"/>
+        <w:jc w:val="left"/>
+        <w:rPr>
+          <w:sz w:val="22"/>
+        </w:rPr>
+      </w:pPr>
+      <w:r>
+        <w:rPr>
+          <w:sz w:val="22"/>
+        </w:rPr>
+        <w:t xml:space="preserve">Non-Blocking </w:t>
+      </w:r>
+      <w:r>
+        <w:rPr>
+          <w:rFonts w:hint="eastAsia"/>
+          <w:sz w:val="22"/>
+        </w:rPr>
+        <w:t>자료구조 사용</w:t>
+      </w:r>
+      <w:r>
+        <w:rPr>
+          <w:rFonts w:hint="eastAsia"/>
+          <w:sz w:val="22"/>
+        </w:rPr>
+        <w:t xml:space="preserve"> </w:t>
+      </w:r>
+      <w:r>
+        <w:rPr>
+          <w:sz w:val="22"/>
+        </w:rPr>
+        <w:t xml:space="preserve"> </w:t>
+      </w:r>
+    </w:p>
+    <w:p>
+      <w:pPr>
+        <w:jc w:val="left"/>
+        <w:rPr>
+          <w:sz w:val="22"/>
+        </w:rPr>
+      </w:pPr>
+      <w:r>
+        <w:rPr>
+          <w:rFonts w:hint="eastAsia"/>
+          <w:sz w:val="22"/>
+        </w:rPr>
+        <w:t>D</w:t>
+      </w:r>
+      <w:r>
+        <w:rPr>
+          <w:sz w:val="22"/>
+        </w:rPr>
+        <w:t>ataBase</w:t>
       </w:r>
     </w:p>
     <w:p>
@@ -734,43 +771,82 @@
         <w:ind w:leftChars="0"/>
         <w:jc w:val="left"/>
         <w:rPr>
-          <w:b/>
-          <w:bCs/>
-          <w:sz w:val="22"/>
-        </w:rPr>
-      </w:pPr>
-      <w:r>
-        <w:rPr>
-          <w:rFonts w:hint="eastAsia"/>
-          <w:sz w:val="22"/>
-        </w:rPr>
-        <w:t>로밍,</w:t>
-      </w:r>
-      <w:r>
-        <w:rPr>
-          <w:sz w:val="22"/>
-        </w:rPr>
-        <w:t xml:space="preserve"> </w:t>
-      </w:r>
-      <w:r>
-        <w:rPr>
-          <w:rFonts w:hint="eastAsia"/>
-          <w:sz w:val="22"/>
-        </w:rPr>
-        <w:t>어그로</w:t>
-      </w:r>
-      <w:r>
-        <w:rPr>
-          <w:sz w:val="22"/>
-        </w:rPr>
-        <w:t xml:space="preserve">, </w:t>
-      </w:r>
-      <w:r>
-        <w:rPr>
-          <w:rFonts w:hint="eastAsia"/>
-          <w:sz w:val="22"/>
-        </w:rPr>
-        <w:t>고정 3종류의 몬스터를 구현했습니다.</w:t>
+          <w:sz w:val="22"/>
+        </w:rPr>
+      </w:pPr>
+      <w:r>
+        <w:rPr>
+          <w:rFonts w:hint="eastAsia"/>
+          <w:sz w:val="22"/>
+        </w:rPr>
+        <w:t>저장 프로시저를 사용해 쿼리 파싱 오버헤드를 줄였습니다.</w:t>
+      </w:r>
+    </w:p>
+    <w:p>
+      <w:pPr>
+        <w:pStyle w:val="a3"/>
+        <w:ind w:leftChars="0" w:left="760"/>
+        <w:jc w:val="left"/>
+        <w:rPr>
+          <w:rFonts w:hint="eastAsia"/>
+          <w:sz w:val="22"/>
+        </w:rPr>
+      </w:pPr>
+      <w:r>
+        <w:rPr>
+          <w:sz w:val="22"/>
+        </w:rPr>
+        <w:lastRenderedPageBreak/>
+        <w:drawing>
+          <wp:inline distT="0" distB="0" distL="0" distR="0" wp14:anchorId="07F4C9BD" wp14:editId="54EC1E04">
+            <wp:extent cx="5868219" cy="4191585"/>
+            <wp:effectExtent l="0" t="0" r="0" b="0"/>
+            <wp:docPr id="6" name="그림 6" descr="텍스트이(가) 표시된 사진&#10;&#10;자동 생성된 설명"/>
+            <wp:cNvGraphicFramePr>
+              <a:graphicFrameLocks xmlns:a="http://schemas.openxmlformats.org/drawingml/2006/main" noChangeAspect="1"/>
+            </wp:cNvGraphicFramePr>
+            <a:graphic xmlns:a="http://schemas.openxmlformats.org/drawingml/2006/main">
+              <a:graphicData uri="http://schemas.openxmlformats.org/drawingml/2006/picture">
+                <pic:pic xmlns:pic="http://schemas.openxmlformats.org/drawingml/2006/picture">
+                  <pic:nvPicPr>
+                    <pic:cNvPr id="6" name="그림 6" descr="텍스트이(가) 표시된 사진&#10;&#10;자동 생성된 설명"/>
+                    <pic:cNvPicPr/>
+                  </pic:nvPicPr>
+                  <pic:blipFill>
+                    <a:blip r:embed="rId5"/>
+                    <a:stretch>
+                      <a:fillRect/>
+                    </a:stretch>
+                  </pic:blipFill>
+                  <pic:spPr>
+                    <a:xfrm>
+                      <a:off x="0" y="0"/>
+                      <a:ext cx="5868219" cy="4191585"/>
+                    </a:xfrm>
+                    <a:prstGeom prst="rect">
+                      <a:avLst/>
+                    </a:prstGeom>
+                  </pic:spPr>
+                </pic:pic>
+              </a:graphicData>
+            </a:graphic>
+          </wp:inline>
+        </w:drawing>
+      </w:r>
+    </w:p>
+    <w:p>
+      <w:pPr>
+        <w:jc w:val="left"/>
+        <w:rPr>
+          <w:sz w:val="22"/>
+        </w:rPr>
+      </w:pPr>
+      <w:r>
+        <w:rPr>
+          <w:rFonts w:hint="eastAsia"/>
+          <w:sz w:val="22"/>
+        </w:rPr>
+        <w:t>몬스터</w:t>
       </w:r>
     </w:p>
     <w:p>
@@ -793,7 +869,6 @@
           <w:rFonts w:hint="eastAsia"/>
           <w:sz w:val="22"/>
         </w:rPr>
-        <w:lastRenderedPageBreak/>
         <w:t>로밍,</w:t>
       </w:r>
       <w:r>
@@ -807,63 +882,20 @@
           <w:rFonts w:hint="eastAsia"/>
           <w:sz w:val="22"/>
         </w:rPr>
-        <w:t xml:space="preserve">어그로 몬스터의 경우 </w:t>
-      </w:r>
-      <w:r>
-        <w:rPr>
-          <w:sz w:val="22"/>
-        </w:rPr>
-        <w:t>A*</w:t>
-      </w:r>
-      <w:r>
-        <w:rPr>
-          <w:rFonts w:hint="eastAsia"/>
-          <w:sz w:val="22"/>
-        </w:rPr>
-        <w:t>알고리즘을 이용해 플레이어를 추적합니다.</w:t>
-      </w:r>
-    </w:p>
-    <w:p>
-      <w:pPr>
-        <w:jc w:val="left"/>
-        <w:rPr>
-          <w:b/>
-          <w:bCs/>
-          <w:sz w:val="22"/>
-        </w:rPr>
-      </w:pPr>
-    </w:p>
-    <w:p>
-      <w:pPr>
-        <w:jc w:val="left"/>
-        <w:rPr>
-          <w:b/>
-          <w:bCs/>
-          <w:sz w:val="22"/>
-        </w:rPr>
-      </w:pPr>
-    </w:p>
-    <w:p>
-      <w:pPr>
-        <w:jc w:val="left"/>
-        <w:rPr>
-          <w:sz w:val="22"/>
-        </w:rPr>
-      </w:pPr>
-    </w:p>
-    <w:p>
-      <w:pPr>
-        <w:jc w:val="left"/>
-        <w:rPr>
-          <w:sz w:val="22"/>
-        </w:rPr>
-      </w:pPr>
-      <w:r>
-        <w:rPr>
-          <w:rFonts w:hint="eastAsia"/>
-          <w:sz w:val="22"/>
-        </w:rPr>
-        <w:t>타이머 큐</w:t>
+        <w:t>어그로</w:t>
+      </w:r>
+      <w:r>
+        <w:rPr>
+          <w:sz w:val="22"/>
+        </w:rPr>
+        <w:t xml:space="preserve">, </w:t>
+      </w:r>
+      <w:r>
+        <w:rPr>
+          <w:rFonts w:hint="eastAsia"/>
+          <w:sz w:val="22"/>
+        </w:rPr>
+        <w:t>고정 3종류의 몬스터를 구현했습니다.</w:t>
       </w:r>
     </w:p>
     <w:p>
@@ -876,28 +908,108 @@
         <w:ind w:leftChars="0"/>
         <w:jc w:val="left"/>
         <w:rPr>
-          <w:sz w:val="22"/>
-        </w:rPr>
-      </w:pPr>
-      <w:r>
-        <w:rPr>
-          <w:rFonts w:hint="eastAsia"/>
-          <w:sz w:val="22"/>
-        </w:rPr>
-        <w:t>N</w:t>
-      </w:r>
-      <w:r>
-        <w:rPr>
-          <w:sz w:val="22"/>
-        </w:rPr>
-        <w:t>onblocking</w:t>
-      </w:r>
-      <w:r>
-        <w:rPr>
-          <w:rFonts w:hint="eastAsia"/>
-          <w:sz w:val="22"/>
-        </w:rPr>
-        <w:t xml:space="preserve"> 자료구조를 이용해 모든 스레드에서 이벤트를 추가 가능한 이벤트 타이머 큐를 사용하였습니다.</w:t>
+          <w:b/>
+          <w:bCs/>
+          <w:sz w:val="22"/>
+        </w:rPr>
+      </w:pPr>
+      <w:r>
+        <w:rPr>
+          <w:rFonts w:hint="eastAsia"/>
+          <w:sz w:val="22"/>
+        </w:rPr>
+        <w:t>로밍,</w:t>
+      </w:r>
+      <w:r>
+        <w:rPr>
+          <w:sz w:val="22"/>
+        </w:rPr>
+        <w:t xml:space="preserve"> </w:t>
+      </w:r>
+      <w:r>
+        <w:rPr>
+          <w:rFonts w:hint="eastAsia"/>
+          <w:sz w:val="22"/>
+        </w:rPr>
+        <w:t xml:space="preserve">어그로 몬스터의 경우 </w:t>
+      </w:r>
+      <w:r>
+        <w:rPr>
+          <w:sz w:val="22"/>
+        </w:rPr>
+        <w:t>A*</w:t>
+      </w:r>
+      <w:r>
+        <w:rPr>
+          <w:rFonts w:hint="eastAsia"/>
+          <w:sz w:val="22"/>
+        </w:rPr>
+        <w:t>알고리즘을 이용해 플레이어를 추적합니다.</w:t>
+      </w:r>
+    </w:p>
+    <w:p>
+      <w:pPr>
+        <w:jc w:val="left"/>
+        <w:rPr>
+          <w:rFonts w:hint="eastAsia"/>
+          <w:sz w:val="22"/>
+        </w:rPr>
+      </w:pPr>
+      <w:r>
+        <w:rPr>
+          <w:sz w:val="22"/>
+        </w:rPr>
+        <w:drawing>
+          <wp:inline distT="0" distB="0" distL="0" distR="0" wp14:anchorId="69DB1996" wp14:editId="1C448D59">
+            <wp:extent cx="6029325" cy="4076700"/>
+            <wp:effectExtent l="0" t="0" r="0" b="0"/>
+            <wp:docPr id="8" name="그림 8" descr="텍스트이(가) 표시된 사진&#10;&#10;자동 생성된 설명"/>
+            <wp:cNvGraphicFramePr>
+              <a:graphicFrameLocks xmlns:a="http://schemas.openxmlformats.org/drawingml/2006/main" noChangeAspect="1"/>
+            </wp:cNvGraphicFramePr>
+            <a:graphic xmlns:a="http://schemas.openxmlformats.org/drawingml/2006/main">
+              <a:graphicData uri="http://schemas.openxmlformats.org/drawingml/2006/picture">
+                <pic:pic xmlns:pic="http://schemas.openxmlformats.org/drawingml/2006/picture">
+                  <pic:nvPicPr>
+                    <pic:cNvPr id="8" name="그림 8" descr="텍스트이(가) 표시된 사진&#10;&#10;자동 생성된 설명"/>
+                    <pic:cNvPicPr/>
+                  </pic:nvPicPr>
+                  <pic:blipFill>
+                    <a:blip r:embed="rId6"/>
+                    <a:stretch>
+                      <a:fillRect/>
+                    </a:stretch>
+                  </pic:blipFill>
+                  <pic:spPr>
+                    <a:xfrm>
+                      <a:off x="0" y="0"/>
+                      <a:ext cx="6032516" cy="4078858"/>
+                    </a:xfrm>
+                    <a:prstGeom prst="rect">
+                      <a:avLst/>
+                    </a:prstGeom>
+                  </pic:spPr>
+                </pic:pic>
+              </a:graphicData>
+            </a:graphic>
+          </wp:inline>
+        </w:drawing>
+      </w:r>
+    </w:p>
+    <w:p>
+      <w:pPr>
+        <w:jc w:val="left"/>
+        <w:rPr>
+          <w:sz w:val="22"/>
+        </w:rPr>
+      </w:pPr>
+      <w:r>
+        <w:rPr>
+          <w:rFonts w:hint="eastAsia"/>
+          <w:sz w:val="22"/>
+        </w:rPr>
+        <w:lastRenderedPageBreak/>
+        <w:t>타이머 큐</w:t>
       </w:r>
     </w:p>
     <w:p>
@@ -918,7 +1030,41 @@
           <w:rFonts w:hint="eastAsia"/>
           <w:sz w:val="22"/>
         </w:rPr>
-        <w:t xml:space="preserve">큐에서 이벤트를 빼 확인 할 때 가장 짧은 이벤트 간격이 </w:t>
+        <w:t>N</w:t>
+      </w:r>
+      <w:r>
+        <w:rPr>
+          <w:sz w:val="22"/>
+        </w:rPr>
+        <w:t>onblocking</w:t>
+      </w:r>
+      <w:r>
+        <w:rPr>
+          <w:rFonts w:hint="eastAsia"/>
+          <w:sz w:val="22"/>
+        </w:rPr>
+        <w:t xml:space="preserve"> 자료구조를 이용해 모든 스레드에서 이벤트를 추가 가능한 이벤트 타이머 큐를 사용하였습니다.</w:t>
+      </w:r>
+    </w:p>
+    <w:p>
+      <w:pPr>
+        <w:pStyle w:val="a3"/>
+        <w:numPr>
+          <w:ilvl w:val="0"/>
+          <w:numId w:val="8"/>
+        </w:numPr>
+        <w:ind w:leftChars="0"/>
+        <w:jc w:val="left"/>
+        <w:rPr>
+          <w:sz w:val="22"/>
+        </w:rPr>
+      </w:pPr>
+      <w:r>
+        <w:rPr>
+          <w:rFonts w:hint="eastAsia"/>
+          <w:sz w:val="22"/>
+        </w:rPr>
+        <w:t xml:space="preserve">큐에서 이벤트를 빼 확인할 때 가장 짧은 이벤트 간격이 </w:t>
       </w:r>
       <w:r>
         <w:rPr>
@@ -961,7 +1107,7 @@
                     <pic:cNvPicPr/>
                   </pic:nvPicPr>
                   <pic:blipFill>
-                    <a:blip r:embed="rId5">
+                    <a:blip r:embed="rId7">
                       <a:extLst>
                         <a:ext uri="{28A0092B-C50C-407E-A947-70E740481C1C}">
                           <a14:useLocalDpi xmlns:a14="http://schemas.microsoft.com/office/drawing/2010/main" val="0"/>
@@ -1022,11 +1168,109 @@
           <w:sz w:val="22"/>
         </w:rPr>
       </w:pPr>
-      <w:r>
-        <w:rPr>
-          <w:rFonts w:hint="eastAsia"/>
-          <w:sz w:val="22"/>
-        </w:rPr>
+    </w:p>
+    <w:p>
+      <w:pPr>
+        <w:jc w:val="left"/>
+        <w:rPr>
+          <w:sz w:val="22"/>
+        </w:rPr>
+      </w:pPr>
+    </w:p>
+    <w:p>
+      <w:pPr>
+        <w:jc w:val="left"/>
+        <w:rPr>
+          <w:sz w:val="22"/>
+        </w:rPr>
+      </w:pPr>
+    </w:p>
+    <w:p>
+      <w:pPr>
+        <w:jc w:val="left"/>
+        <w:rPr>
+          <w:sz w:val="22"/>
+        </w:rPr>
+      </w:pPr>
+    </w:p>
+    <w:p>
+      <w:pPr>
+        <w:jc w:val="left"/>
+        <w:rPr>
+          <w:sz w:val="22"/>
+        </w:rPr>
+      </w:pPr>
+    </w:p>
+    <w:p>
+      <w:pPr>
+        <w:jc w:val="left"/>
+        <w:rPr>
+          <w:sz w:val="22"/>
+        </w:rPr>
+      </w:pPr>
+    </w:p>
+    <w:p>
+      <w:pPr>
+        <w:jc w:val="left"/>
+        <w:rPr>
+          <w:sz w:val="22"/>
+        </w:rPr>
+      </w:pPr>
+    </w:p>
+    <w:p>
+      <w:pPr>
+        <w:jc w:val="left"/>
+        <w:rPr>
+          <w:sz w:val="22"/>
+        </w:rPr>
+      </w:pPr>
+    </w:p>
+    <w:p>
+      <w:pPr>
+        <w:jc w:val="left"/>
+        <w:rPr>
+          <w:sz w:val="22"/>
+        </w:rPr>
+      </w:pPr>
+    </w:p>
+    <w:p>
+      <w:pPr>
+        <w:jc w:val="left"/>
+        <w:rPr>
+          <w:sz w:val="22"/>
+        </w:rPr>
+      </w:pPr>
+    </w:p>
+    <w:p>
+      <w:pPr>
+        <w:jc w:val="left"/>
+        <w:rPr>
+          <w:sz w:val="22"/>
+        </w:rPr>
+      </w:pPr>
+    </w:p>
+    <w:p>
+      <w:pPr>
+        <w:jc w:val="left"/>
+        <w:rPr>
+          <w:rFonts w:hint="eastAsia"/>
+          <w:sz w:val="22"/>
+        </w:rPr>
+      </w:pPr>
+    </w:p>
+    <w:p>
+      <w:pPr>
+        <w:jc w:val="left"/>
+        <w:rPr>
+          <w:sz w:val="22"/>
+        </w:rPr>
+      </w:pPr>
+      <w:r>
+        <w:rPr>
+          <w:rFonts w:hint="eastAsia"/>
+          <w:sz w:val="22"/>
+        </w:rPr>
+        <w:lastRenderedPageBreak/>
         <w:t>시야처리</w:t>
       </w:r>
     </w:p>
@@ -1061,6 +1305,7 @@
         <w:ind w:leftChars="0"/>
         <w:jc w:val="left"/>
         <w:rPr>
+          <w:rFonts w:hint="eastAsia"/>
           <w:sz w:val="22"/>
         </w:rPr>
       </w:pPr>
@@ -1080,103 +1325,232 @@
     </w:p>
     <w:p>
       <w:pPr>
-        <w:pStyle w:val="a3"/>
-        <w:numPr>
-          <w:ilvl w:val="0"/>
-          <w:numId w:val="9"/>
-        </w:numPr>
-        <w:ind w:leftChars="0"/>
-        <w:jc w:val="left"/>
-        <w:rPr>
-          <w:sz w:val="22"/>
-        </w:rPr>
-      </w:pPr>
-      <w:r>
-        <w:rPr>
-          <w:rFonts w:hint="eastAsia"/>
-          <w:sz w:val="22"/>
-        </w:rPr>
-        <w:t>N</w:t>
-      </w:r>
-      <w:r>
-        <w:rPr>
-          <w:sz w:val="22"/>
-        </w:rPr>
-        <w:t>etwork.cpp 935</w:t>
-      </w:r>
-      <w:r>
-        <w:rPr>
-          <w:rFonts w:hint="eastAsia"/>
-          <w:sz w:val="22"/>
-        </w:rPr>
-        <w:t>~</w:t>
-      </w:r>
-      <w:r>
-        <w:rPr>
-          <w:sz w:val="22"/>
-        </w:rPr>
-        <w:t>1042</w:t>
-      </w:r>
-      <w:r>
-        <w:rPr>
-          <w:rFonts w:hint="eastAsia"/>
-          <w:sz w:val="22"/>
-        </w:rPr>
-        <w:t xml:space="preserve"> 라인에 작성되어 있습니다.</w:t>
-      </w:r>
-    </w:p>
-    <w:p>
-      <w:pPr>
-        <w:jc w:val="left"/>
-        <w:rPr>
-          <w:sz w:val="22"/>
-        </w:rPr>
-      </w:pPr>
-    </w:p>
-    <w:p>
-      <w:pPr>
-        <w:jc w:val="left"/>
-        <w:rPr>
-          <w:sz w:val="22"/>
-        </w:rPr>
-      </w:pPr>
-    </w:p>
-    <w:p>
-      <w:pPr>
-        <w:jc w:val="left"/>
-        <w:rPr>
-          <w:sz w:val="22"/>
-        </w:rPr>
-      </w:pPr>
-    </w:p>
-    <w:p>
-      <w:pPr>
-        <w:jc w:val="left"/>
-        <w:rPr>
-          <w:sz w:val="22"/>
-        </w:rPr>
-      </w:pPr>
-    </w:p>
-    <w:p>
-      <w:pPr>
-        <w:jc w:val="left"/>
-        <w:rPr>
-          <w:sz w:val="22"/>
-        </w:rPr>
-      </w:pPr>
-    </w:p>
-    <w:p>
-      <w:pPr>
-        <w:jc w:val="left"/>
-        <w:rPr>
-          <w:sz w:val="22"/>
-        </w:rPr>
-      </w:pPr>
-    </w:p>
-    <w:p>
-      <w:pPr>
-        <w:jc w:val="left"/>
-        <w:rPr>
+        <w:jc w:val="left"/>
+        <w:rPr>
+          <w:sz w:val="22"/>
+        </w:rPr>
+      </w:pPr>
+      <w:r>
+        <w:rPr>
+          <w:sz w:val="22"/>
+        </w:rPr>
+        <w:drawing>
+          <wp:inline distT="0" distB="0" distL="0" distR="0" wp14:anchorId="33509A28" wp14:editId="7FB7151B">
+            <wp:extent cx="5524500" cy="8391525"/>
+            <wp:effectExtent l="0" t="0" r="0" b="9525"/>
+            <wp:docPr id="3" name="그림 3" descr="텍스트이(가) 표시된 사진&#10;&#10;자동 생성된 설명"/>
+            <wp:cNvGraphicFramePr>
+              <a:graphicFrameLocks xmlns:a="http://schemas.openxmlformats.org/drawingml/2006/main" noChangeAspect="1"/>
+            </wp:cNvGraphicFramePr>
+            <a:graphic xmlns:a="http://schemas.openxmlformats.org/drawingml/2006/main">
+              <a:graphicData uri="http://schemas.openxmlformats.org/drawingml/2006/picture">
+                <pic:pic xmlns:pic="http://schemas.openxmlformats.org/drawingml/2006/picture">
+                  <pic:nvPicPr>
+                    <pic:cNvPr id="3" name="그림 3" descr="텍스트이(가) 표시된 사진&#10;&#10;자동 생성된 설명"/>
+                    <pic:cNvPicPr/>
+                  </pic:nvPicPr>
+                  <pic:blipFill>
+                    <a:blip r:embed="rId8"/>
+                    <a:stretch>
+                      <a:fillRect/>
+                    </a:stretch>
+                  </pic:blipFill>
+                  <pic:spPr>
+                    <a:xfrm>
+                      <a:off x="0" y="0"/>
+                      <a:ext cx="5539943" cy="8414983"/>
+                    </a:xfrm>
+                    <a:prstGeom prst="rect">
+                      <a:avLst/>
+                    </a:prstGeom>
+                  </pic:spPr>
+                </pic:pic>
+              </a:graphicData>
+            </a:graphic>
+          </wp:inline>
+        </w:drawing>
+      </w:r>
+      <w:r>
+        <w:rPr>
+          <w:noProof/>
+        </w:rPr>
+        <w:t xml:space="preserve"> </w:t>
+      </w:r>
+      <w:r>
+        <w:rPr>
+          <w:sz w:val="22"/>
+        </w:rPr>
+        <w:lastRenderedPageBreak/>
+        <w:drawing>
+          <wp:inline distT="0" distB="0" distL="0" distR="0" wp14:anchorId="5B955487" wp14:editId="47D60AF4">
+            <wp:extent cx="3743325" cy="2771775"/>
+            <wp:effectExtent l="0" t="0" r="9525" b="9525"/>
+            <wp:docPr id="4" name="그림 4" descr="텍스트이(가) 표시된 사진&#10;&#10;자동 생성된 설명"/>
+            <wp:cNvGraphicFramePr>
+              <a:graphicFrameLocks xmlns:a="http://schemas.openxmlformats.org/drawingml/2006/main" noChangeAspect="1"/>
+            </wp:cNvGraphicFramePr>
+            <a:graphic xmlns:a="http://schemas.openxmlformats.org/drawingml/2006/main">
+              <a:graphicData uri="http://schemas.openxmlformats.org/drawingml/2006/picture">
+                <pic:pic xmlns:pic="http://schemas.openxmlformats.org/drawingml/2006/picture">
+                  <pic:nvPicPr>
+                    <pic:cNvPr id="4" name="그림 4" descr="텍스트이(가) 표시된 사진&#10;&#10;자동 생성된 설명"/>
+                    <pic:cNvPicPr/>
+                  </pic:nvPicPr>
+                  <pic:blipFill>
+                    <a:blip r:embed="rId9"/>
+                    <a:stretch>
+                      <a:fillRect/>
+                    </a:stretch>
+                  </pic:blipFill>
+                  <pic:spPr>
+                    <a:xfrm>
+                      <a:off x="0" y="0"/>
+                      <a:ext cx="3743325" cy="2771775"/>
+                    </a:xfrm>
+                    <a:prstGeom prst="rect">
+                      <a:avLst/>
+                    </a:prstGeom>
+                  </pic:spPr>
+                </pic:pic>
+              </a:graphicData>
+            </a:graphic>
+          </wp:inline>
+        </w:drawing>
+      </w:r>
+    </w:p>
+    <w:p>
+      <w:pPr>
+        <w:jc w:val="left"/>
+        <w:rPr>
+          <w:sz w:val="22"/>
+        </w:rPr>
+      </w:pPr>
+      <w:r>
+        <w:rPr>
+          <w:sz w:val="22"/>
+        </w:rPr>
+        <w:drawing>
+          <wp:inline distT="0" distB="0" distL="0" distR="0" wp14:anchorId="3D57655A" wp14:editId="2C3A21BD">
+            <wp:extent cx="3752850" cy="2895600"/>
+            <wp:effectExtent l="0" t="0" r="0" b="0"/>
+            <wp:docPr id="5" name="그림 5" descr="텍스트이(가) 표시된 사진&#10;&#10;자동 생성된 설명"/>
+            <wp:cNvGraphicFramePr>
+              <a:graphicFrameLocks xmlns:a="http://schemas.openxmlformats.org/drawingml/2006/main" noChangeAspect="1"/>
+            </wp:cNvGraphicFramePr>
+            <a:graphic xmlns:a="http://schemas.openxmlformats.org/drawingml/2006/main">
+              <a:graphicData uri="http://schemas.openxmlformats.org/drawingml/2006/picture">
+                <pic:pic xmlns:pic="http://schemas.openxmlformats.org/drawingml/2006/picture">
+                  <pic:nvPicPr>
+                    <pic:cNvPr id="5" name="그림 5" descr="텍스트이(가) 표시된 사진&#10;&#10;자동 생성된 설명"/>
+                    <pic:cNvPicPr/>
+                  </pic:nvPicPr>
+                  <pic:blipFill>
+                    <a:blip r:embed="rId10"/>
+                    <a:stretch>
+                      <a:fillRect/>
+                    </a:stretch>
+                  </pic:blipFill>
+                  <pic:spPr>
+                    <a:xfrm>
+                      <a:off x="0" y="0"/>
+                      <a:ext cx="3753377" cy="2896007"/>
+                    </a:xfrm>
+                    <a:prstGeom prst="rect">
+                      <a:avLst/>
+                    </a:prstGeom>
+                  </pic:spPr>
+                </pic:pic>
+              </a:graphicData>
+            </a:graphic>
+          </wp:inline>
+        </w:drawing>
+      </w:r>
+    </w:p>
+    <w:p>
+      <w:pPr>
+        <w:jc w:val="left"/>
+        <w:rPr>
+          <w:sz w:val="22"/>
+        </w:rPr>
+      </w:pPr>
+    </w:p>
+    <w:p>
+      <w:pPr>
+        <w:jc w:val="left"/>
+        <w:rPr>
+          <w:sz w:val="22"/>
+        </w:rPr>
+      </w:pPr>
+    </w:p>
+    <w:p>
+      <w:pPr>
+        <w:jc w:val="left"/>
+        <w:rPr>
+          <w:sz w:val="22"/>
+        </w:rPr>
+      </w:pPr>
+    </w:p>
+    <w:p>
+      <w:pPr>
+        <w:jc w:val="left"/>
+        <w:rPr>
+          <w:sz w:val="22"/>
+        </w:rPr>
+      </w:pPr>
+    </w:p>
+    <w:p>
+      <w:pPr>
+        <w:jc w:val="left"/>
+        <w:rPr>
+          <w:sz w:val="22"/>
+        </w:rPr>
+      </w:pPr>
+    </w:p>
+    <w:p>
+      <w:pPr>
+        <w:jc w:val="left"/>
+        <w:rPr>
+          <w:sz w:val="22"/>
+        </w:rPr>
+      </w:pPr>
+    </w:p>
+    <w:p>
+      <w:pPr>
+        <w:jc w:val="left"/>
+        <w:rPr>
+          <w:sz w:val="22"/>
+        </w:rPr>
+      </w:pPr>
+    </w:p>
+    <w:p>
+      <w:pPr>
+        <w:jc w:val="left"/>
+        <w:rPr>
+          <w:sz w:val="22"/>
+        </w:rPr>
+      </w:pPr>
+    </w:p>
+    <w:p>
+      <w:pPr>
+        <w:jc w:val="left"/>
+        <w:rPr>
+          <w:sz w:val="22"/>
+        </w:rPr>
+      </w:pPr>
+    </w:p>
+    <w:p>
+      <w:pPr>
+        <w:jc w:val="left"/>
+        <w:rPr>
+          <w:sz w:val="22"/>
+        </w:rPr>
+      </w:pPr>
+    </w:p>
+    <w:p>
+      <w:pPr>
+        <w:jc w:val="left"/>
+        <w:rPr>
+          <w:rFonts w:hint="eastAsia"/>
           <w:sz w:val="22"/>
         </w:rPr>
       </w:pPr>
@@ -1237,7 +1611,7 @@
                     <pic:cNvPicPr/>
                   </pic:nvPicPr>
                   <pic:blipFill>
-                    <a:blip r:embed="rId6">
+                    <a:blip r:embed="rId11">
                       <a:extLst>
                         <a:ext uri="{28A0092B-C50C-407E-A947-70E740481C1C}">
                           <a14:useLocalDpi xmlns:a14="http://schemas.microsoft.com/office/drawing/2010/main" val="0"/>
@@ -1710,7 +2084,7 @@
   <w:abstractNum w:abstractNumId="3" w15:restartNumberingAfterBreak="0">
     <w:nsid w:val="25235E74"/>
     <w:multiLevelType w:val="hybridMultilevel"/>
-    <w:tmpl w:val="3F621BFE"/>
+    <w:tmpl w:val="670CB992"/>
     <w:lvl w:ilvl="0" w:tplc="C9FA3592">
       <w:numFmt w:val="bullet"/>
       <w:lvlText w:val="-"/>
@@ -1723,17 +2097,14 @@
         <w:b/>
       </w:rPr>
     </w:lvl>
-    <w:lvl w:ilvl="1" w:tplc="04090003" w:tentative="1">
-      <w:start w:val="1"/>
-      <w:numFmt w:val="bullet"/>
-      <w:lvlText w:val=""/>
+    <w:lvl w:ilvl="1" w:tplc="0409000F">
+      <w:start w:val="1"/>
+      <w:numFmt w:val="decimal"/>
+      <w:lvlText w:val="%2."/>
       <w:lvlJc w:val="left"/>
       <w:pPr>
         <w:ind w:left="1200" w:hanging="400"/>
       </w:pPr>
-      <w:rPr>
-        <w:rFonts w:ascii="Wingdings" w:hAnsi="Wingdings" w:hint="default"/>
-      </w:rPr>
     </w:lvl>
     <w:lvl w:ilvl="2" w:tplc="04090005" w:tentative="1">
       <w:start w:val="1"/>

--- a/IOCP/IOCP.docx
+++ b/IOCP/IOCP.docx
@@ -1,6 +1,6 @@
 
 <file path=word/document.xml><?xml version="1.0" encoding="utf-8"?>
-<w:document xmlns:wpc="http://schemas.microsoft.com/office/word/2010/wordprocessingCanvas" xmlns:cx="http://schemas.microsoft.com/office/drawing/2014/chartex" xmlns:cx1="http://schemas.microsoft.com/office/drawing/2015/9/8/chartex" xmlns:cx2="http://schemas.microsoft.com/office/drawing/2015/10/21/chartex" xmlns:cx3="http://schemas.microsoft.com/office/drawing/2016/5/9/chartex" xmlns:cx4="http://schemas.microsoft.com/office/drawing/2016/5/10/chartex" xmlns:cx5="http://schemas.microsoft.com/office/drawing/2016/5/11/chartex" xmlns:cx6="http://schemas.microsoft.com/office/drawing/2016/5/12/chartex" xmlns:cx7="http://schemas.microsoft.com/office/drawing/2016/5/13/chartex" xmlns:cx8="http://schemas.microsoft.com/office/drawing/2016/5/14/chartex" xmlns:mc="http://schemas.openxmlformats.org/markup-compatibility/2006" xmlns:aink="http://schemas.microsoft.com/office/drawing/2016/ink" xmlns:am3d="http://schemas.microsoft.com/office/drawing/2017/model3d" xmlns:o="urn:schemas-microsoft-com:office:office" xmlns:r="http://schemas.openxmlformats.org/officeDocument/2006/relationships" xmlns:m="http://schemas.openxmlformats.org/officeDocument/2006/math" xmlns:v="urn:schemas-microsoft-com:vml" xmlns:wp14="http://schemas.microsoft.com/office/word/2010/wordprocessingDrawing" xmlns:wp="http://schemas.openxmlformats.org/drawingml/2006/wordprocessingDrawing" xmlns:w10="urn:schemas-microsoft-com:office:word" xmlns:w="http://schemas.openxmlformats.org/wordprocessingml/2006/main" xmlns:w14="http://schemas.microsoft.com/office/word/2010/wordml" xmlns:w15="http://schemas.microsoft.com/office/word/2012/wordml" xmlns:w16cex="http://schemas.microsoft.com/office/word/2018/wordml/cex" xmlns:w16cid="http://schemas.microsoft.com/office/word/2016/wordml/cid" xmlns:w16="http://schemas.microsoft.com/office/word/2018/wordml" xmlns:w16sdtdh="http://schemas.microsoft.com/office/word/2020/wordml/sdtdatahash" xmlns:w16se="http://schemas.microsoft.com/office/word/2015/wordml/symex" xmlns:wpg="http://schemas.microsoft.com/office/word/2010/wordprocessingGroup" xmlns:wpi="http://schemas.microsoft.com/office/word/2010/wordprocessingInk" xmlns:wne="http://schemas.microsoft.com/office/word/2006/wordml" xmlns:wps="http://schemas.microsoft.com/office/word/2010/wordprocessingShape" mc:Ignorable="w14 w15 w16se w16cid w16 w16cex w16sdtdh wp14">
+<w:document xmlns:wpc="http://schemas.microsoft.com/office/word/2010/wordprocessingCanvas" xmlns:cx="http://schemas.microsoft.com/office/drawing/2014/chartex" xmlns:cx1="http://schemas.microsoft.com/office/drawing/2015/9/8/chartex" xmlns:cx2="http://schemas.microsoft.com/office/drawing/2015/10/21/chartex" xmlns:cx3="http://schemas.microsoft.com/office/drawing/2016/5/9/chartex" xmlns:cx4="http://schemas.microsoft.com/office/drawing/2016/5/10/chartex" xmlns:cx5="http://schemas.microsoft.com/office/drawing/2016/5/11/chartex" xmlns:cx6="http://schemas.microsoft.com/office/drawing/2016/5/12/chartex" xmlns:cx7="http://schemas.microsoft.com/office/drawing/2016/5/13/chartex" xmlns:cx8="http://schemas.microsoft.com/office/drawing/2016/5/14/chartex" xmlns:mc="http://schemas.openxmlformats.org/markup-compatibility/2006" xmlns:aink="http://schemas.microsoft.com/office/drawing/2016/ink" xmlns:am3d="http://schemas.microsoft.com/office/drawing/2017/model3d" xmlns:o="urn:schemas-microsoft-com:office:office" xmlns:oel="http://schemas.microsoft.com/office/2019/extlst" xmlns:r="http://schemas.openxmlformats.org/officeDocument/2006/relationships" xmlns:m="http://schemas.openxmlformats.org/officeDocument/2006/math" xmlns:v="urn:schemas-microsoft-com:vml" xmlns:wp14="http://schemas.microsoft.com/office/word/2010/wordprocessingDrawing" xmlns:wp="http://schemas.openxmlformats.org/drawingml/2006/wordprocessingDrawing" xmlns:w10="urn:schemas-microsoft-com:office:word" xmlns:w="http://schemas.openxmlformats.org/wordprocessingml/2006/main" xmlns:w14="http://schemas.microsoft.com/office/word/2010/wordml" xmlns:w15="http://schemas.microsoft.com/office/word/2012/wordml" xmlns:w16cex="http://schemas.microsoft.com/office/word/2018/wordml/cex" xmlns:w16cid="http://schemas.microsoft.com/office/word/2016/wordml/cid" xmlns:w16="http://schemas.microsoft.com/office/word/2018/wordml" xmlns:w16sdtdh="http://schemas.microsoft.com/office/word/2020/wordml/sdtdatahash" xmlns:w16se="http://schemas.microsoft.com/office/word/2015/wordml/symex" xmlns:wpg="http://schemas.microsoft.com/office/word/2010/wordprocessingGroup" xmlns:wpi="http://schemas.microsoft.com/office/word/2010/wordprocessingInk" xmlns:wne="http://schemas.microsoft.com/office/word/2006/wordml" xmlns:wps="http://schemas.microsoft.com/office/word/2010/wordprocessingShape" mc:Ignorable="w14 w15 w16se w16cid w16 w16cex w16sdtdh wp14">
   <w:body>
     <w:p>
       <w:pPr>
@@ -355,7 +355,6 @@
       <w:pPr>
         <w:jc w:val="left"/>
         <w:rPr>
-          <w:rFonts w:hint="eastAsia"/>
           <w:b/>
           <w:bCs/>
           <w:sz w:val="28"/>
@@ -470,7 +469,6 @@
         <w:ind w:leftChars="0"/>
         <w:jc w:val="left"/>
         <w:rPr>
-          <w:rFonts w:hint="eastAsia"/>
           <w:sz w:val="22"/>
         </w:rPr>
       </w:pPr>
@@ -563,7 +561,6 @@
         <w:ind w:left="400"/>
         <w:jc w:val="left"/>
         <w:rPr>
-          <w:rFonts w:hint="eastAsia"/>
           <w:sz w:val="22"/>
         </w:rPr>
       </w:pPr>
@@ -688,7 +685,6 @@
         <w:ind w:leftChars="0"/>
         <w:jc w:val="left"/>
         <w:rPr>
-          <w:rFonts w:hint="eastAsia"/>
           <w:sz w:val="22"/>
         </w:rPr>
       </w:pPr>
@@ -788,12 +784,12 @@
         <w:ind w:leftChars="0" w:left="760"/>
         <w:jc w:val="left"/>
         <w:rPr>
-          <w:rFonts w:hint="eastAsia"/>
-          <w:sz w:val="22"/>
-        </w:rPr>
-      </w:pPr>
-      <w:r>
-        <w:rPr>
+          <w:sz w:val="22"/>
+        </w:rPr>
+      </w:pPr>
+      <w:r>
+        <w:rPr>
+          <w:noProof/>
           <w:sz w:val="22"/>
         </w:rPr>
         <w:lastRenderedPageBreak/>
@@ -949,14 +945,14 @@
     </w:p>
     <w:p>
       <w:pPr>
-        <w:jc w:val="left"/>
-        <w:rPr>
-          <w:rFonts w:hint="eastAsia"/>
-          <w:sz w:val="22"/>
-        </w:rPr>
-      </w:pPr>
-      <w:r>
-        <w:rPr>
+        <w:jc w:val="center"/>
+        <w:rPr>
+          <w:sz w:val="22"/>
+        </w:rPr>
+      </w:pPr>
+      <w:r>
+        <w:rPr>
+          <w:noProof/>
           <w:sz w:val="22"/>
         </w:rPr>
         <w:drawing>
@@ -1253,7 +1249,6 @@
       <w:pPr>
         <w:jc w:val="left"/>
         <w:rPr>
-          <w:rFonts w:hint="eastAsia"/>
           <w:sz w:val="22"/>
         </w:rPr>
       </w:pPr>
@@ -1305,7 +1300,6 @@
         <w:ind w:leftChars="0"/>
         <w:jc w:val="left"/>
         <w:rPr>
-          <w:rFonts w:hint="eastAsia"/>
           <w:sz w:val="22"/>
         </w:rPr>
       </w:pPr>
@@ -1325,13 +1319,14 @@
     </w:p>
     <w:p>
       <w:pPr>
-        <w:jc w:val="left"/>
-        <w:rPr>
-          <w:sz w:val="22"/>
-        </w:rPr>
-      </w:pPr>
-      <w:r>
-        <w:rPr>
+        <w:jc w:val="center"/>
+        <w:rPr>
+          <w:sz w:val="22"/>
+        </w:rPr>
+      </w:pPr>
+      <w:r>
+        <w:rPr>
+          <w:noProof/>
           <w:sz w:val="22"/>
         </w:rPr>
         <w:drawing>
@@ -1373,18 +1368,13 @@
       <w:r>
         <w:rPr>
           <w:noProof/>
-        </w:rPr>
-        <w:t xml:space="preserve"> </w:t>
-      </w:r>
-      <w:r>
-        <w:rPr>
           <w:sz w:val="22"/>
         </w:rPr>
         <w:lastRenderedPageBreak/>
         <w:drawing>
-          <wp:inline distT="0" distB="0" distL="0" distR="0" wp14:anchorId="5B955487" wp14:editId="47D60AF4">
-            <wp:extent cx="3743325" cy="2771775"/>
-            <wp:effectExtent l="0" t="0" r="9525" b="9525"/>
+          <wp:inline distT="0" distB="0" distL="0" distR="0" wp14:anchorId="5B955487" wp14:editId="4B6C711D">
+            <wp:extent cx="5457825" cy="3048000"/>
+            <wp:effectExtent l="0" t="0" r="9525" b="0"/>
             <wp:docPr id="4" name="그림 4" descr="텍스트이(가) 표시된 사진&#10;&#10;자동 생성된 설명"/>
             <wp:cNvGraphicFramePr>
               <a:graphicFrameLocks xmlns:a="http://schemas.openxmlformats.org/drawingml/2006/main" noChangeAspect="1"/>
@@ -1405,7 +1395,7 @@
                   <pic:spPr>
                     <a:xfrm>
                       <a:off x="0" y="0"/>
-                      <a:ext cx="3743325" cy="2771775"/>
+                      <a:ext cx="5457825" cy="3048000"/>
                     </a:xfrm>
                     <a:prstGeom prst="rect">
                       <a:avLst/>
@@ -1420,19 +1410,20 @@
     </w:p>
     <w:p>
       <w:pPr>
-        <w:jc w:val="left"/>
-        <w:rPr>
-          <w:sz w:val="22"/>
-        </w:rPr>
-      </w:pPr>
-      <w:r>
-        <w:rPr>
+        <w:jc w:val="center"/>
+        <w:rPr>
+          <w:sz w:val="22"/>
+        </w:rPr>
+      </w:pPr>
+      <w:r>
+        <w:rPr>
+          <w:noProof/>
           <w:sz w:val="22"/>
         </w:rPr>
         <w:drawing>
-          <wp:inline distT="0" distB="0" distL="0" distR="0" wp14:anchorId="3D57655A" wp14:editId="2C3A21BD">
-            <wp:extent cx="3752850" cy="2895600"/>
-            <wp:effectExtent l="0" t="0" r="0" b="0"/>
+          <wp:inline distT="0" distB="0" distL="0" distR="0" wp14:anchorId="3D57655A" wp14:editId="3F18B905">
+            <wp:extent cx="5457825" cy="3638550"/>
+            <wp:effectExtent l="0" t="0" r="9525" b="0"/>
             <wp:docPr id="5" name="그림 5" descr="텍스트이(가) 표시된 사진&#10;&#10;자동 생성된 설명"/>
             <wp:cNvGraphicFramePr>
               <a:graphicFrameLocks xmlns:a="http://schemas.openxmlformats.org/drawingml/2006/main" noChangeAspect="1"/>
@@ -1453,7 +1444,7 @@
                   <pic:spPr>
                     <a:xfrm>
                       <a:off x="0" y="0"/>
-                      <a:ext cx="3753377" cy="2896007"/>
+                      <a:ext cx="5458595" cy="3639063"/>
                     </a:xfrm>
                     <a:prstGeom prst="rect">
                       <a:avLst/>
@@ -1550,7 +1541,6 @@
       <w:pPr>
         <w:jc w:val="left"/>
         <w:rPr>
-          <w:rFonts w:hint="eastAsia"/>
           <w:sz w:val="22"/>
         </w:rPr>
       </w:pPr>
@@ -1715,7 +1705,7 @@
 </file>
 
 <file path=word/numbering.xml><?xml version="1.0" encoding="utf-8"?>
-<w:numbering xmlns:wpc="http://schemas.microsoft.com/office/word/2010/wordprocessingCanvas" xmlns:cx="http://schemas.microsoft.com/office/drawing/2014/chartex" xmlns:cx1="http://schemas.microsoft.com/office/drawing/2015/9/8/chartex" xmlns:cx2="http://schemas.microsoft.com/office/drawing/2015/10/21/chartex" xmlns:cx3="http://schemas.microsoft.com/office/drawing/2016/5/9/chartex" xmlns:cx4="http://schemas.microsoft.com/office/drawing/2016/5/10/chartex" xmlns:cx5="http://schemas.microsoft.com/office/drawing/2016/5/11/chartex" xmlns:cx6="http://schemas.microsoft.com/office/drawing/2016/5/12/chartex" xmlns:cx7="http://schemas.microsoft.com/office/drawing/2016/5/13/chartex" xmlns:cx8="http://schemas.microsoft.com/office/drawing/2016/5/14/chartex" xmlns:mc="http://schemas.openxmlformats.org/markup-compatibility/2006" xmlns:aink="http://schemas.microsoft.com/office/drawing/2016/ink" xmlns:am3d="http://schemas.microsoft.com/office/drawing/2017/model3d" xmlns:o="urn:schemas-microsoft-com:office:office" xmlns:r="http://schemas.openxmlformats.org/officeDocument/2006/relationships" xmlns:m="http://schemas.openxmlformats.org/officeDocument/2006/math" xmlns:v="urn:schemas-microsoft-com:vml" xmlns:wp14="http://schemas.microsoft.com/office/word/2010/wordprocessingDrawing" xmlns:wp="http://schemas.openxmlformats.org/drawingml/2006/wordprocessingDrawing" xmlns:w10="urn:schemas-microsoft-com:office:word" xmlns:w="http://schemas.openxmlformats.org/wordprocessingml/2006/main" xmlns:w14="http://schemas.microsoft.com/office/word/2010/wordml" xmlns:w15="http://schemas.microsoft.com/office/word/2012/wordml" xmlns:w16cex="http://schemas.microsoft.com/office/word/2018/wordml/cex" xmlns:w16cid="http://schemas.microsoft.com/office/word/2016/wordml/cid" xmlns:w16="http://schemas.microsoft.com/office/word/2018/wordml" xmlns:w16sdtdh="http://schemas.microsoft.com/office/word/2020/wordml/sdtdatahash" xmlns:w16se="http://schemas.microsoft.com/office/word/2015/wordml/symex" xmlns:wpg="http://schemas.microsoft.com/office/word/2010/wordprocessingGroup" xmlns:wpi="http://schemas.microsoft.com/office/word/2010/wordprocessingInk" xmlns:wne="http://schemas.microsoft.com/office/word/2006/wordml" xmlns:wps="http://schemas.microsoft.com/office/word/2010/wordprocessingShape" mc:Ignorable="w14 w15 w16se w16cid w16 w16cex w16sdtdh wp14">
+<w:numbering xmlns:wpc="http://schemas.microsoft.com/office/word/2010/wordprocessingCanvas" xmlns:cx="http://schemas.microsoft.com/office/drawing/2014/chartex" xmlns:cx1="http://schemas.microsoft.com/office/drawing/2015/9/8/chartex" xmlns:cx2="http://schemas.microsoft.com/office/drawing/2015/10/21/chartex" xmlns:cx3="http://schemas.microsoft.com/office/drawing/2016/5/9/chartex" xmlns:cx4="http://schemas.microsoft.com/office/drawing/2016/5/10/chartex" xmlns:cx5="http://schemas.microsoft.com/office/drawing/2016/5/11/chartex" xmlns:cx6="http://schemas.microsoft.com/office/drawing/2016/5/12/chartex" xmlns:cx7="http://schemas.microsoft.com/office/drawing/2016/5/13/chartex" xmlns:cx8="http://schemas.microsoft.com/office/drawing/2016/5/14/chartex" xmlns:mc="http://schemas.openxmlformats.org/markup-compatibility/2006" xmlns:aink="http://schemas.microsoft.com/office/drawing/2016/ink" xmlns:am3d="http://schemas.microsoft.com/office/drawing/2017/model3d" xmlns:o="urn:schemas-microsoft-com:office:office" xmlns:oel="http://schemas.microsoft.com/office/2019/extlst" xmlns:r="http://schemas.openxmlformats.org/officeDocument/2006/relationships" xmlns:m="http://schemas.openxmlformats.org/officeDocument/2006/math" xmlns:v="urn:schemas-microsoft-com:vml" xmlns:wp14="http://schemas.microsoft.com/office/word/2010/wordprocessingDrawing" xmlns:wp="http://schemas.openxmlformats.org/drawingml/2006/wordprocessingDrawing" xmlns:w10="urn:schemas-microsoft-com:office:word" xmlns:w="http://schemas.openxmlformats.org/wordprocessingml/2006/main" xmlns:w14="http://schemas.microsoft.com/office/word/2010/wordml" xmlns:w15="http://schemas.microsoft.com/office/word/2012/wordml" xmlns:w16cex="http://schemas.microsoft.com/office/word/2018/wordml/cex" xmlns:w16cid="http://schemas.microsoft.com/office/word/2016/wordml/cid" xmlns:w16="http://schemas.microsoft.com/office/word/2018/wordml" xmlns:w16sdtdh="http://schemas.microsoft.com/office/word/2020/wordml/sdtdatahash" xmlns:w16se="http://schemas.microsoft.com/office/word/2015/wordml/symex" xmlns:wpg="http://schemas.microsoft.com/office/word/2010/wordprocessingGroup" xmlns:wpi="http://schemas.microsoft.com/office/word/2010/wordprocessingInk" xmlns:wne="http://schemas.microsoft.com/office/word/2006/wordml" xmlns:wps="http://schemas.microsoft.com/office/word/2010/wordprocessingShape" mc:Ignorable="w14 w15 w16se w16cid w16 w16cex w16sdtdh wp14">
   <w:abstractNum w:abstractNumId="0" w15:restartNumberingAfterBreak="0">
     <w:nsid w:val="074A582E"/>
     <w:multiLevelType w:val="hybridMultilevel"/>

--- a/IOCP/IOCP.docx
+++ b/IOCP/IOCP.docx
@@ -809,7 +809,7 @@
                     <pic:cNvPicPr/>
                   </pic:nvPicPr>
                   <pic:blipFill>
-                    <a:blip r:embed="rId5"/>
+                    <a:blip r:embed="rId7"/>
                     <a:stretch>
                       <a:fillRect/>
                     </a:stretch>
@@ -971,7 +971,7 @@
                     <pic:cNvPicPr/>
                   </pic:nvPicPr>
                   <pic:blipFill>
-                    <a:blip r:embed="rId6"/>
+                    <a:blip r:embed="rId8"/>
                     <a:stretch>
                       <a:fillRect/>
                     </a:stretch>
@@ -1103,7 +1103,7 @@
                     <pic:cNvPicPr/>
                   </pic:nvPicPr>
                   <pic:blipFill>
-                    <a:blip r:embed="rId7">
+                    <a:blip r:embed="rId9">
                       <a:extLst>
                         <a:ext uri="{28A0092B-C50C-407E-A947-70E740481C1C}">
                           <a14:useLocalDpi xmlns:a14="http://schemas.microsoft.com/office/drawing/2010/main" val="0"/>
@@ -1345,7 +1345,7 @@
                     <pic:cNvPicPr/>
                   </pic:nvPicPr>
                   <pic:blipFill>
-                    <a:blip r:embed="rId8"/>
+                    <a:blip r:embed="rId10"/>
                     <a:stretch>
                       <a:fillRect/>
                     </a:stretch>
@@ -1387,7 +1387,7 @@
                     <pic:cNvPicPr/>
                   </pic:nvPicPr>
                   <pic:blipFill>
-                    <a:blip r:embed="rId9"/>
+                    <a:blip r:embed="rId11"/>
                     <a:stretch>
                       <a:fillRect/>
                     </a:stretch>
@@ -1436,7 +1436,7 @@
                     <pic:cNvPicPr/>
                   </pic:nvPicPr>
                   <pic:blipFill>
-                    <a:blip r:embed="rId10"/>
+                    <a:blip r:embed="rId12"/>
                     <a:stretch>
                       <a:fillRect/>
                     </a:stretch>
@@ -1517,46 +1517,24 @@
       <w:pPr>
         <w:jc w:val="left"/>
         <w:rPr>
-          <w:sz w:val="22"/>
-        </w:rPr>
-      </w:pPr>
-    </w:p>
-    <w:p>
-      <w:pPr>
-        <w:jc w:val="left"/>
-        <w:rPr>
-          <w:sz w:val="22"/>
-        </w:rPr>
-      </w:pPr>
-    </w:p>
-    <w:p>
-      <w:pPr>
-        <w:jc w:val="left"/>
-        <w:rPr>
-          <w:sz w:val="22"/>
-        </w:rPr>
-      </w:pPr>
-    </w:p>
-    <w:p>
-      <w:pPr>
-        <w:jc w:val="left"/>
-        <w:rPr>
-          <w:sz w:val="22"/>
-        </w:rPr>
-      </w:pPr>
-    </w:p>
-    <w:p>
-      <w:pPr>
-        <w:jc w:val="left"/>
-        <w:rPr>
-          <w:sz w:val="22"/>
-        </w:rPr>
-      </w:pPr>
-      <w:r>
-        <w:rPr>
-          <w:rFonts w:hint="eastAsia"/>
-          <w:sz w:val="22"/>
-        </w:rPr>
+          <w:rFonts w:hint="eastAsia"/>
+          <w:sz w:val="22"/>
+        </w:rPr>
+      </w:pPr>
+    </w:p>
+    <w:p>
+      <w:pPr>
+        <w:jc w:val="left"/>
+        <w:rPr>
+          <w:sz w:val="22"/>
+        </w:rPr>
+      </w:pPr>
+      <w:r>
+        <w:rPr>
+          <w:rFonts w:hint="eastAsia"/>
+          <w:sz w:val="22"/>
+        </w:rPr>
+        <w:lastRenderedPageBreak/>
         <w:t>패킷 조립</w:t>
       </w:r>
     </w:p>
@@ -1570,6 +1548,7 @@
         <w:ind w:leftChars="0"/>
         <w:jc w:val="left"/>
         <w:rPr>
+          <w:rFonts w:hint="eastAsia"/>
           <w:sz w:val="22"/>
         </w:rPr>
       </w:pPr>
@@ -1578,15 +1557,15 @@
           <w:noProof/>
         </w:rPr>
         <w:drawing>
-          <wp:anchor distT="0" distB="0" distL="114300" distR="114300" simplePos="0" relativeHeight="251658240" behindDoc="0" locked="0" layoutInCell="1" allowOverlap="1" wp14:anchorId="6C6E4393" wp14:editId="4AA91446">
+          <wp:anchor distT="0" distB="0" distL="114300" distR="114300" simplePos="0" relativeHeight="251658240" behindDoc="0" locked="0" layoutInCell="1" allowOverlap="1" wp14:anchorId="6C6E4393" wp14:editId="40B12DF2">
             <wp:simplePos x="0" y="0"/>
             <wp:positionH relativeFrom="margin">
               <wp:posOffset>28575</wp:posOffset>
             </wp:positionH>
             <wp:positionV relativeFrom="paragraph">
-              <wp:posOffset>838200</wp:posOffset>
+              <wp:posOffset>837565</wp:posOffset>
             </wp:positionV>
-            <wp:extent cx="6480000" cy="3416554"/>
+            <wp:extent cx="6478905" cy="3105150"/>
             <wp:effectExtent l="0" t="0" r="0" b="0"/>
             <wp:wrapTopAndBottom/>
             <wp:docPr id="2" name="그림 2" descr="텍스트이(가) 표시된 사진&#10;&#10;자동 생성된 설명"/>
@@ -1601,7 +1580,7 @@
                     <pic:cNvPicPr/>
                   </pic:nvPicPr>
                   <pic:blipFill>
-                    <a:blip r:embed="rId11">
+                    <a:blip r:embed="rId13">
                       <a:extLst>
                         <a:ext uri="{28A0092B-C50C-407E-A947-70E740481C1C}">
                           <a14:useLocalDpi xmlns:a14="http://schemas.microsoft.com/office/drawing/2010/main" val="0"/>
@@ -1615,7 +1594,7 @@
                   <pic:spPr>
                     <a:xfrm>
                       <a:off x="0" y="0"/>
-                      <a:ext cx="6480000" cy="3416554"/>
+                      <a:ext cx="6478905" cy="3105150"/>
                     </a:xfrm>
                     <a:prstGeom prst="rect">
                       <a:avLst/>
@@ -1694,6 +1673,383 @@
         <w:t>습니다.</w:t>
       </w:r>
     </w:p>
+    <w:p>
+      <w:pPr>
+        <w:jc w:val="left"/>
+        <w:rPr>
+          <w:rFonts w:asciiTheme="minorEastAsia" w:hAnsiTheme="minorEastAsia"/>
+          <w:sz w:val="22"/>
+        </w:rPr>
+      </w:pPr>
+    </w:p>
+    <w:p>
+      <w:pPr>
+        <w:jc w:val="left"/>
+        <w:rPr>
+          <w:rFonts w:asciiTheme="minorEastAsia" w:hAnsiTheme="minorEastAsia"/>
+          <w:sz w:val="22"/>
+        </w:rPr>
+      </w:pPr>
+      <w:r>
+        <w:rPr>
+          <w:rFonts w:asciiTheme="minorEastAsia" w:hAnsiTheme="minorEastAsia" w:hint="eastAsia"/>
+          <w:sz w:val="22"/>
+        </w:rPr>
+        <w:t xml:space="preserve">플레이 화면 및 </w:t>
+      </w:r>
+      <w:proofErr w:type="spellStart"/>
+      <w:r>
+        <w:rPr>
+          <w:rFonts w:asciiTheme="minorEastAsia" w:hAnsiTheme="minorEastAsia" w:hint="eastAsia"/>
+          <w:sz w:val="22"/>
+        </w:rPr>
+        <w:t>동접자</w:t>
+      </w:r>
+      <w:proofErr w:type="spellEnd"/>
+      <w:r>
+        <w:rPr>
+          <w:rFonts w:asciiTheme="minorEastAsia" w:hAnsiTheme="minorEastAsia" w:hint="eastAsia"/>
+          <w:sz w:val="22"/>
+        </w:rPr>
+        <w:t xml:space="preserve"> 테스트 결과</w:t>
+      </w:r>
+    </w:p>
+    <w:p>
+      <w:pPr>
+        <w:pStyle w:val="a3"/>
+        <w:numPr>
+          <w:ilvl w:val="0"/>
+          <w:numId w:val="9"/>
+        </w:numPr>
+        <w:ind w:leftChars="0"/>
+        <w:jc w:val="left"/>
+        <w:rPr>
+          <w:rFonts w:asciiTheme="minorEastAsia" w:hAnsiTheme="minorEastAsia"/>
+          <w:sz w:val="22"/>
+        </w:rPr>
+      </w:pPr>
+      <w:r>
+        <w:rPr>
+          <w:rFonts w:asciiTheme="minorEastAsia" w:hAnsiTheme="minorEastAsia" w:hint="eastAsia"/>
+          <w:sz w:val="22"/>
+        </w:rPr>
+        <w:t>Intel® Core™ i5 10400 CPU @ 2.90HZ</w:t>
+      </w:r>
+    </w:p>
+    <w:p>
+      <w:pPr>
+        <w:pStyle w:val="a3"/>
+        <w:numPr>
+          <w:ilvl w:val="0"/>
+          <w:numId w:val="9"/>
+        </w:numPr>
+        <w:ind w:leftChars="0"/>
+        <w:jc w:val="left"/>
+        <w:rPr>
+          <w:rFonts w:asciiTheme="minorEastAsia" w:hAnsiTheme="minorEastAsia"/>
+          <w:sz w:val="22"/>
+        </w:rPr>
+      </w:pPr>
+      <w:r>
+        <w:rPr>
+          <w:rFonts w:asciiTheme="minorEastAsia" w:hAnsiTheme="minorEastAsia" w:hint="eastAsia"/>
+          <w:sz w:val="22"/>
+        </w:rPr>
+        <w:t xml:space="preserve">서버 응답시간이 100ms이상이 될 </w:t>
+      </w:r>
+      <w:r>
+        <w:rPr>
+          <w:rFonts w:asciiTheme="minorEastAsia" w:hAnsiTheme="minorEastAsia" w:hint="eastAsia"/>
+          <w:sz w:val="22"/>
+        </w:rPr>
+        <w:t>때</w:t>
+      </w:r>
+      <w:r>
+        <w:rPr>
+          <w:rFonts w:asciiTheme="minorEastAsia" w:hAnsiTheme="minorEastAsia"/>
+          <w:sz w:val="22"/>
+        </w:rPr>
+        <w:t>까지</w:t>
+      </w:r>
+      <w:r>
+        <w:rPr>
+          <w:rFonts w:asciiTheme="minorEastAsia" w:hAnsiTheme="minorEastAsia" w:hint="eastAsia"/>
+          <w:sz w:val="22"/>
+        </w:rPr>
+        <w:t xml:space="preserve"> 더미 클라이언트 접속</w:t>
+      </w:r>
+    </w:p>
+    <w:p>
+      <w:pPr>
+        <w:pStyle w:val="a3"/>
+        <w:numPr>
+          <w:ilvl w:val="0"/>
+          <w:numId w:val="9"/>
+        </w:numPr>
+        <w:ind w:leftChars="0"/>
+        <w:jc w:val="left"/>
+        <w:rPr>
+          <w:rFonts w:asciiTheme="minorEastAsia" w:hAnsiTheme="minorEastAsia"/>
+          <w:sz w:val="22"/>
+        </w:rPr>
+      </w:pPr>
+      <w:r>
+        <w:rPr>
+          <w:rFonts w:asciiTheme="minorEastAsia" w:hAnsiTheme="minorEastAsia" w:hint="eastAsia"/>
+          <w:sz w:val="22"/>
+        </w:rPr>
+        <w:t>몬스터 20’000마리</w:t>
+      </w:r>
+    </w:p>
+    <w:p>
+      <w:pPr>
+        <w:pStyle w:val="a3"/>
+        <w:numPr>
+          <w:ilvl w:val="0"/>
+          <w:numId w:val="9"/>
+        </w:numPr>
+        <w:ind w:leftChars="0"/>
+        <w:jc w:val="left"/>
+        <w:rPr>
+          <w:rFonts w:asciiTheme="minorEastAsia" w:hAnsiTheme="minorEastAsia" w:hint="eastAsia"/>
+          <w:sz w:val="22"/>
+        </w:rPr>
+      </w:pPr>
+      <w:r>
+        <w:rPr>
+          <w:rFonts w:asciiTheme="minorEastAsia" w:hAnsiTheme="minorEastAsia" w:hint="eastAsia"/>
+          <w:sz w:val="22"/>
+        </w:rPr>
+        <w:t>월드 맵 크기 2000x2000</w:t>
+      </w:r>
+    </w:p>
+    <w:p>
+      <w:pPr>
+        <w:jc w:val="left"/>
+        <w:rPr>
+          <w:rFonts w:hint="eastAsia"/>
+          <w:sz w:val="22"/>
+        </w:rPr>
+      </w:pPr>
+      <w:r>
+        <w:rPr>
+          <w:sz w:val="22"/>
+        </w:rPr>
+        <mc:AlternateContent>
+          <mc:Choice Requires="wpg">
+            <w:drawing>
+              <wp:anchor distT="0" distB="0" distL="114300" distR="114300" simplePos="0" relativeHeight="251662336" behindDoc="0" locked="0" layoutInCell="1" allowOverlap="1" wp14:anchorId="648C12D3" wp14:editId="13B1E22F">
+                <wp:simplePos x="0" y="0"/>
+                <wp:positionH relativeFrom="margin">
+                  <wp:align>right</wp:align>
+                </wp:positionH>
+                <wp:positionV relativeFrom="paragraph">
+                  <wp:posOffset>40005</wp:posOffset>
+                </wp:positionV>
+                <wp:extent cx="3209925" cy="3105150"/>
+                <wp:effectExtent l="0" t="0" r="9525" b="0"/>
+                <wp:wrapNone/>
+                <wp:docPr id="7" name="그룹 1"/>
+                <wp:cNvGraphicFramePr xmlns:a="http://schemas.openxmlformats.org/drawingml/2006/main"/>
+                <a:graphic xmlns:a="http://schemas.openxmlformats.org/drawingml/2006/main">
+                  <a:graphicData uri="http://schemas.microsoft.com/office/word/2010/wordprocessingGroup">
+                    <wpg:wgp>
+                      <wpg:cNvGrpSpPr/>
+                      <wpg:grpSpPr>
+                        <a:xfrm>
+                          <a:off x="0" y="0"/>
+                          <a:ext cx="3209925" cy="3105150"/>
+                          <a:chOff x="3392556" y="3417040"/>
+                          <a:chExt cx="2880000" cy="3426574"/>
+                        </a:xfrm>
+                      </wpg:grpSpPr>
+                      <pic:pic xmlns:pic="http://schemas.openxmlformats.org/drawingml/2006/picture">
+                        <pic:nvPicPr>
+                          <pic:cNvPr id="9" name="그림 9"/>
+                          <pic:cNvPicPr preferRelativeResize="0">
+                            <a:picLocks/>
+                          </pic:cNvPicPr>
+                        </pic:nvPicPr>
+                        <pic:blipFill rotWithShape="1">
+                          <a:blip r:embed="rId14"/>
+                          <a:srcRect r="7776" b="17306"/>
+                          <a:stretch/>
+                        </pic:blipFill>
+                        <pic:spPr>
+                          <a:xfrm>
+                            <a:off x="3392556" y="5763614"/>
+                            <a:ext cx="2880000" cy="1080000"/>
+                          </a:xfrm>
+                          <a:prstGeom prst="rect">
+                            <a:avLst/>
+                          </a:prstGeom>
+                        </pic:spPr>
+                      </pic:pic>
+                      <pic:pic xmlns:pic="http://schemas.openxmlformats.org/drawingml/2006/picture">
+                        <pic:nvPicPr>
+                          <pic:cNvPr id="10" name="그림 10"/>
+                          <pic:cNvPicPr preferRelativeResize="0">
+                            <a:picLocks/>
+                          </pic:cNvPicPr>
+                        </pic:nvPicPr>
+                        <pic:blipFill rotWithShape="1">
+                          <a:blip r:embed="rId15"/>
+                          <a:srcRect r="3243" b="7947"/>
+                          <a:stretch/>
+                        </pic:blipFill>
+                        <pic:spPr>
+                          <a:xfrm>
+                            <a:off x="3392556" y="4590327"/>
+                            <a:ext cx="2880000" cy="1080000"/>
+                          </a:xfrm>
+                          <a:prstGeom prst="rect">
+                            <a:avLst/>
+                          </a:prstGeom>
+                        </pic:spPr>
+                      </pic:pic>
+                      <pic:pic xmlns:pic="http://schemas.openxmlformats.org/drawingml/2006/picture">
+                        <pic:nvPicPr>
+                          <pic:cNvPr id="11" name="그림 11"/>
+                          <pic:cNvPicPr preferRelativeResize="0">
+                            <a:picLocks/>
+                          </pic:cNvPicPr>
+                        </pic:nvPicPr>
+                        <pic:blipFill rotWithShape="1">
+                          <a:blip r:embed="rId16"/>
+                          <a:srcRect r="10900" b="17306"/>
+                          <a:stretch/>
+                        </pic:blipFill>
+                        <pic:spPr>
+                          <a:xfrm>
+                            <a:off x="3392556" y="3417040"/>
+                            <a:ext cx="2880000" cy="1080000"/>
+                          </a:xfrm>
+                          <a:prstGeom prst="rect">
+                            <a:avLst/>
+                          </a:prstGeom>
+                        </pic:spPr>
+                      </pic:pic>
+                    </wpg:wgp>
+                  </a:graphicData>
+                </a:graphic>
+                <wp14:sizeRelH relativeFrom="margin">
+                  <wp14:pctWidth>0</wp14:pctWidth>
+                </wp14:sizeRelH>
+                <wp14:sizeRelV relativeFrom="margin">
+                  <wp14:pctHeight>0</wp14:pctHeight>
+                </wp14:sizeRelV>
+              </wp:anchor>
+            </w:drawing>
+          </mc:Choice>
+          <mc:Fallback>
+            <w:pict>
+              <v:group w14:anchorId="16BEC7D9" id="그룹 1" o:spid="_x0000_s1026" style="position:absolute;left:0;text-align:left;margin-left:201.55pt;margin-top:3.15pt;width:252.75pt;height:244.5pt;z-index:251662336;mso-position-horizontal:right;mso-position-horizontal-relative:margin;mso-width-relative:margin;mso-height-relative:margin" coordorigin="33925,34170" coordsize="28800,34265" o:gfxdata="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">
+                <v:shapetype id="_x0000_t75" coordsize="21600,21600" o:spt="75" o:preferrelative="t" path="m@4@5l@4@11@9@11@9@5xe" filled="f" stroked="f">
+                  <v:stroke joinstyle="miter"/>
+                  <v:formulas>
+                    <v:f eqn="if lineDrawn pixelLineWidth 0"/>
+                    <v:f eqn="sum @0 1 0"/>
+                    <v:f eqn="sum 0 0 @1"/>
+                    <v:f eqn="prod @2 1 2"/>
+                    <v:f eqn="prod @3 21600 pixelWidth"/>
+                    <v:f eqn="prod @3 21600 pixelHeight"/>
+                    <v:f eqn="sum @0 0 1"/>
+                    <v:f eqn="prod @6 1 2"/>
+                    <v:f eqn="prod @7 21600 pixelWidth"/>
+                    <v:f eqn="sum @8 21600 0"/>
+                    <v:f eqn="prod @7 21600 pixelHeight"/>
+                    <v:f eqn="sum @10 21600 0"/>
+                  </v:formulas>
+                  <v:path o:extrusionok="f" gradientshapeok="t" o:connecttype="rect"/>
+                  <o:lock v:ext="edit" aspectratio="t"/>
+                </v:shapetype>
+                <v:shape id="그림 9" o:spid="_x0000_s1027" type="#_x0000_t75" style="position:absolute;left:33925;top:57636;width:28800;height:10800;visibility:visible;mso-wrap-style:square" o:preferrelative="f" o:gfxdata="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">
+                  <v:imagedata r:id="rId17" o:title="" cropbottom="11342f" cropright="5096f"/>
+                  <o:lock v:ext="edit" aspectratio="f"/>
+                </v:shape>
+                <v:shape id="그림 10" o:spid="_x0000_s1028" type="#_x0000_t75" style="position:absolute;left:33925;top:45903;width:28800;height:10800;visibility:visible;mso-wrap-style:square" o:preferrelative="f" o:gfxdata="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">
+                  <v:imagedata r:id="rId18" o:title="" cropbottom="5208f" cropright="2125f"/>
+                  <o:lock v:ext="edit" aspectratio="f"/>
+                </v:shape>
+                <v:shape id="그림 11" o:spid="_x0000_s1029" type="#_x0000_t75" style="position:absolute;left:33925;top:34170;width:28800;height:10800;visibility:visible;mso-wrap-style:square" o:preferrelative="f" o:gfxdata="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">
+                  <v:imagedata r:id="rId19" o:title="" cropbottom="11342f" cropright="7143f"/>
+                  <o:lock v:ext="edit" aspectratio="f"/>
+                </v:shape>
+                <w10:wrap anchorx="margin"/>
+              </v:group>
+            </w:pict>
+          </mc:Fallback>
+        </mc:AlternateContent>
+      </w:r>
+      <w:r>
+        <w:rPr>
+          <w:sz w:val="22"/>
+        </w:rPr>
+        <w:drawing>
+          <wp:anchor distT="0" distB="0" distL="114300" distR="114300" simplePos="0" relativeHeight="251661312" behindDoc="0" locked="0" layoutInCell="1" allowOverlap="1" wp14:anchorId="32594306" wp14:editId="50555D07">
+            <wp:simplePos x="0" y="0"/>
+            <wp:positionH relativeFrom="margin">
+              <wp:align>left</wp:align>
+            </wp:positionH>
+            <wp:positionV relativeFrom="paragraph">
+              <wp:posOffset>59690</wp:posOffset>
+            </wp:positionV>
+            <wp:extent cx="3295650" cy="3228975"/>
+            <wp:effectExtent l="0" t="0" r="0" b="9525"/>
+            <wp:wrapNone/>
+            <wp:docPr id="12" name="그림 4" descr="낱말맞추기게임, 텍스트, 검은색, 바둑판식이(가) 표시된 사진&#10;&#10;자동 생성된 설명">
+              <a:extLst xmlns:a="http://schemas.openxmlformats.org/drawingml/2006/main">
+                <a:ext uri="{FF2B5EF4-FFF2-40B4-BE49-F238E27FC236}">
+                  <a16:creationId xmlns:a16="http://schemas.microsoft.com/office/drawing/2014/main" id="{F71387A2-A7D3-4D58-A02B-3D12AE7E2CA8}"/>
+                </a:ext>
+              </a:extLst>
+            </wp:docPr>
+            <wp:cNvGraphicFramePr>
+              <a:graphicFrameLocks xmlns:a="http://schemas.openxmlformats.org/drawingml/2006/main"/>
+            </wp:cNvGraphicFramePr>
+            <a:graphic xmlns:a="http://schemas.openxmlformats.org/drawingml/2006/main">
+              <a:graphicData uri="http://schemas.openxmlformats.org/drawingml/2006/picture">
+                <pic:pic xmlns:pic="http://schemas.openxmlformats.org/drawingml/2006/picture">
+                  <pic:nvPicPr>
+                    <pic:cNvPr id="12" name="그림 4" descr="낱말맞추기게임, 텍스트, 검은색, 바둑판식이(가) 표시된 사진&#10;&#10;자동 생성된 설명">
+                      <a:extLst>
+                        <a:ext uri="{FF2B5EF4-FFF2-40B4-BE49-F238E27FC236}">
+                          <a16:creationId xmlns:a16="http://schemas.microsoft.com/office/drawing/2014/main" id="{F71387A2-A7D3-4D58-A02B-3D12AE7E2CA8}"/>
+                        </a:ext>
+                      </a:extLst>
+                    </pic:cNvPr>
+                    <pic:cNvPicPr>
+                      <a:picLocks/>
+                    </pic:cNvPicPr>
+                  </pic:nvPicPr>
+                  <pic:blipFill>
+                    <a:blip r:embed="rId20"/>
+                    <a:stretch>
+                      <a:fillRect/>
+                    </a:stretch>
+                  </pic:blipFill>
+                  <pic:spPr>
+                    <a:xfrm>
+                      <a:off x="0" y="0"/>
+                      <a:ext cx="3295650" cy="3228975"/>
+                    </a:xfrm>
+                    <a:prstGeom prst="rect">
+                      <a:avLst/>
+                    </a:prstGeom>
+                  </pic:spPr>
+                </pic:pic>
+              </a:graphicData>
+            </a:graphic>
+            <wp14:sizeRelH relativeFrom="margin">
+              <wp14:pctWidth>0</wp14:pctWidth>
+            </wp14:sizeRelH>
+            <wp14:sizeRelV relativeFrom="margin">
+              <wp14:pctHeight>0</wp14:pctHeight>
+            </wp14:sizeRelV>
+          </wp:anchor>
+        </w:drawing>
+      </w:r>
+    </w:p>
     <w:sectPr>
       <w:pgSz w:w="11906" w:h="16838"/>
       <w:pgMar w:top="720" w:right="720" w:bottom="720" w:left="720" w:header="851" w:footer="992" w:gutter="0"/>
@@ -1704,6 +2060,56 @@
 </w:document>
 </file>
 
+<file path=word/endnotes.xml><?xml version="1.0" encoding="utf-8"?>
+<w:endnotes xmlns:wpc="http://schemas.microsoft.com/office/word/2010/wordprocessingCanvas" xmlns:cx="http://schemas.microsoft.com/office/drawing/2014/chartex" xmlns:cx1="http://schemas.microsoft.com/office/drawing/2015/9/8/chartex" xmlns:cx2="http://schemas.microsoft.com/office/drawing/2015/10/21/chartex" xmlns:cx3="http://schemas.microsoft.com/office/drawing/2016/5/9/chartex" xmlns:cx4="http://schemas.microsoft.com/office/drawing/2016/5/10/chartex" xmlns:cx5="http://schemas.microsoft.com/office/drawing/2016/5/11/chartex" xmlns:cx6="http://schemas.microsoft.com/office/drawing/2016/5/12/chartex" xmlns:cx7="http://schemas.microsoft.com/office/drawing/2016/5/13/chartex" xmlns:cx8="http://schemas.microsoft.com/office/drawing/2016/5/14/chartex" xmlns:mc="http://schemas.openxmlformats.org/markup-compatibility/2006" xmlns:aink="http://schemas.microsoft.com/office/drawing/2016/ink" xmlns:am3d="http://schemas.microsoft.com/office/drawing/2017/model3d" xmlns:o="urn:schemas-microsoft-com:office:office" xmlns:oel="http://schemas.microsoft.com/office/2019/extlst" xmlns:r="http://schemas.openxmlformats.org/officeDocument/2006/relationships" xmlns:m="http://schemas.openxmlformats.org/officeDocument/2006/math" xmlns:v="urn:schemas-microsoft-com:vml" xmlns:wp14="http://schemas.microsoft.com/office/word/2010/wordprocessingDrawing" xmlns:wp="http://schemas.openxmlformats.org/drawingml/2006/wordprocessingDrawing" xmlns:w10="urn:schemas-microsoft-com:office:word" xmlns:w="http://schemas.openxmlformats.org/wordprocessingml/2006/main" xmlns:w14="http://schemas.microsoft.com/office/word/2010/wordml" xmlns:w15="http://schemas.microsoft.com/office/word/2012/wordml" xmlns:w16cex="http://schemas.microsoft.com/office/word/2018/wordml/cex" xmlns:w16cid="http://schemas.microsoft.com/office/word/2016/wordml/cid" xmlns:w16="http://schemas.microsoft.com/office/word/2018/wordml" xmlns:w16sdtdh="http://schemas.microsoft.com/office/word/2020/wordml/sdtdatahash" xmlns:w16se="http://schemas.microsoft.com/office/word/2015/wordml/symex" xmlns:wpg="http://schemas.microsoft.com/office/word/2010/wordprocessingGroup" xmlns:wpi="http://schemas.microsoft.com/office/word/2010/wordprocessingInk" xmlns:wne="http://schemas.microsoft.com/office/word/2006/wordml" xmlns:wps="http://schemas.microsoft.com/office/word/2010/wordprocessingShape" mc:Ignorable="w14 w15 w16se w16cid w16 w16cex w16sdtdh wp14">
+  <w:endnote w:type="separator" w:id="-1">
+    <w:p>
+      <w:pPr>
+        <w:spacing w:after="0" w:line="240" w:lineRule="auto"/>
+      </w:pPr>
+      <w:r>
+        <w:separator/>
+      </w:r>
+    </w:p>
+  </w:endnote>
+  <w:endnote w:type="continuationSeparator" w:id="0">
+    <w:p>
+      <w:pPr>
+        <w:spacing w:after="0" w:line="240" w:lineRule="auto"/>
+      </w:pPr>
+      <w:r>
+        <w:continuationSeparator/>
+      </w:r>
+    </w:p>
+  </w:endnote>
+</w:endnotes>
+</file>
+
+<file path=word/footnotes.xml><?xml version="1.0" encoding="utf-8"?>
+<w:footnotes xmlns:wpc="http://schemas.microsoft.com/office/word/2010/wordprocessingCanvas" xmlns:cx="http://schemas.microsoft.com/office/drawing/2014/chartex" xmlns:cx1="http://schemas.microsoft.com/office/drawing/2015/9/8/chartex" xmlns:cx2="http://schemas.microsoft.com/office/drawing/2015/10/21/chartex" xmlns:cx3="http://schemas.microsoft.com/office/drawing/2016/5/9/chartex" xmlns:cx4="http://schemas.microsoft.com/office/drawing/2016/5/10/chartex" xmlns:cx5="http://schemas.microsoft.com/office/drawing/2016/5/11/chartex" xmlns:cx6="http://schemas.microsoft.com/office/drawing/2016/5/12/chartex" xmlns:cx7="http://schemas.microsoft.com/office/drawing/2016/5/13/chartex" xmlns:cx8="http://schemas.microsoft.com/office/drawing/2016/5/14/chartex" xmlns:mc="http://schemas.openxmlformats.org/markup-compatibility/2006" xmlns:aink="http://schemas.microsoft.com/office/drawing/2016/ink" xmlns:am3d="http://schemas.microsoft.com/office/drawing/2017/model3d" xmlns:o="urn:schemas-microsoft-com:office:office" xmlns:oel="http://schemas.microsoft.com/office/2019/extlst" xmlns:r="http://schemas.openxmlformats.org/officeDocument/2006/relationships" xmlns:m="http://schemas.openxmlformats.org/officeDocument/2006/math" xmlns:v="urn:schemas-microsoft-com:vml" xmlns:wp14="http://schemas.microsoft.com/office/word/2010/wordprocessingDrawing" xmlns:wp="http://schemas.openxmlformats.org/drawingml/2006/wordprocessingDrawing" xmlns:w10="urn:schemas-microsoft-com:office:word" xmlns:w="http://schemas.openxmlformats.org/wordprocessingml/2006/main" xmlns:w14="http://schemas.microsoft.com/office/word/2010/wordml" xmlns:w15="http://schemas.microsoft.com/office/word/2012/wordml" xmlns:w16cex="http://schemas.microsoft.com/office/word/2018/wordml/cex" xmlns:w16cid="http://schemas.microsoft.com/office/word/2016/wordml/cid" xmlns:w16="http://schemas.microsoft.com/office/word/2018/wordml" xmlns:w16sdtdh="http://schemas.microsoft.com/office/word/2020/wordml/sdtdatahash" xmlns:w16se="http://schemas.microsoft.com/office/word/2015/wordml/symex" xmlns:wpg="http://schemas.microsoft.com/office/word/2010/wordprocessingGroup" xmlns:wpi="http://schemas.microsoft.com/office/word/2010/wordprocessingInk" xmlns:wne="http://schemas.microsoft.com/office/word/2006/wordml" xmlns:wps="http://schemas.microsoft.com/office/word/2010/wordprocessingShape" mc:Ignorable="w14 w15 w16se w16cid w16 w16cex w16sdtdh wp14">
+  <w:footnote w:type="separator" w:id="-1">
+    <w:p>
+      <w:pPr>
+        <w:spacing w:after="0" w:line="240" w:lineRule="auto"/>
+      </w:pPr>
+      <w:r>
+        <w:separator/>
+      </w:r>
+    </w:p>
+  </w:footnote>
+  <w:footnote w:type="continuationSeparator" w:id="0">
+    <w:p>
+      <w:pPr>
+        <w:spacing w:after="0" w:line="240" w:lineRule="auto"/>
+      </w:pPr>
+      <w:r>
+        <w:continuationSeparator/>
+      </w:r>
+    </w:p>
+  </w:footnote>
+</w:footnotes>
+</file>
+
 <file path=word/numbering.xml><?xml version="1.0" encoding="utf-8"?>
 <w:numbering xmlns:wpc="http://schemas.microsoft.com/office/word/2010/wordprocessingCanvas" xmlns:cx="http://schemas.microsoft.com/office/drawing/2014/chartex" xmlns:cx1="http://schemas.microsoft.com/office/drawing/2015/9/8/chartex" xmlns:cx2="http://schemas.microsoft.com/office/drawing/2015/10/21/chartex" xmlns:cx3="http://schemas.microsoft.com/office/drawing/2016/5/9/chartex" xmlns:cx4="http://schemas.microsoft.com/office/drawing/2016/5/10/chartex" xmlns:cx5="http://schemas.microsoft.com/office/drawing/2016/5/11/chartex" xmlns:cx6="http://schemas.microsoft.com/office/drawing/2016/5/12/chartex" xmlns:cx7="http://schemas.microsoft.com/office/drawing/2016/5/13/chartex" xmlns:cx8="http://schemas.microsoft.com/office/drawing/2016/5/14/chartex" xmlns:mc="http://schemas.openxmlformats.org/markup-compatibility/2006" xmlns:aink="http://schemas.microsoft.com/office/drawing/2016/ink" xmlns:am3d="http://schemas.microsoft.com/office/drawing/2017/model3d" xmlns:o="urn:schemas-microsoft-com:office:office" xmlns:oel="http://schemas.microsoft.com/office/2019/extlst" xmlns:r="http://schemas.openxmlformats.org/officeDocument/2006/relationships" xmlns:m="http://schemas.openxmlformats.org/officeDocument/2006/math" xmlns:v="urn:schemas-microsoft-com:vml" xmlns:wp14="http://schemas.microsoft.com/office/word/2010/wordprocessingDrawing" xmlns:wp="http://schemas.openxmlformats.org/drawingml/2006/wordprocessingDrawing" xmlns:w10="urn:schemas-microsoft-com:office:word" xmlns:w="http://schemas.openxmlformats.org/wordprocessingml/2006/main" xmlns:w14="http://schemas.microsoft.com/office/word/2010/wordml" xmlns:w15="http://schemas.microsoft.com/office/word/2012/wordml" xmlns:w16cex="http://schemas.microsoft.com/office/word/2018/wordml/cex" xmlns:w16cid="http://schemas.microsoft.com/office/word/2016/wordml/cid" xmlns:w16="http://schemas.microsoft.com/office/word/2018/wordml" xmlns:w16sdtdh="http://schemas.microsoft.com/office/word/2020/wordml/sdtdatahash" xmlns:w16se="http://schemas.microsoft.com/office/word/2015/wordml/symex" xmlns:wpg="http://schemas.microsoft.com/office/word/2010/wordprocessingGroup" xmlns:wpi="http://schemas.microsoft.com/office/word/2010/wordprocessingInk" xmlns:wne="http://schemas.microsoft.com/office/word/2006/wordml" xmlns:wps="http://schemas.microsoft.com/office/word/2010/wordprocessingShape" mc:Ignorable="w14 w15 w16se w16cid w16 w16cex w16sdtdh wp14">
   <w:abstractNum w:abstractNumId="0" w15:restartNumberingAfterBreak="0">
@@ -2742,6 +3148,146 @@
       </w:pPr>
       <w:rPr>
         <w:rFonts w:ascii="Wingdings" w:hAnsi="Wingdings" w:hint="default"/>
+      </w:rPr>
+    </w:lvl>
+  </w:abstractNum>
+  <w:abstractNum w:abstractNumId="9" w15:restartNumberingAfterBreak="0">
+    <w:nsid w:val="7EE432AC"/>
+    <w:multiLevelType w:val="hybridMultilevel"/>
+    <w:tmpl w:val="3AA67188"/>
+    <w:lvl w:ilvl="0" w:tplc="071AB62C">
+      <w:start w:val="1"/>
+      <w:numFmt w:val="bullet"/>
+      <w:lvlText w:val=""/>
+      <w:lvlJc w:val="left"/>
+      <w:pPr>
+        <w:tabs>
+          <w:tab w:val="num" w:pos="720"/>
+        </w:tabs>
+        <w:ind w:left="720" w:hanging="360"/>
+      </w:pPr>
+      <w:rPr>
+        <w:rFonts w:ascii="Wingdings 2" w:hAnsi="Wingdings 2" w:hint="default"/>
+      </w:rPr>
+    </w:lvl>
+    <w:lvl w:ilvl="1" w:tplc="5B5A0E12">
+      <w:start w:val="1"/>
+      <w:numFmt w:val="bullet"/>
+      <w:lvlText w:val=""/>
+      <w:lvlJc w:val="left"/>
+      <w:pPr>
+        <w:tabs>
+          <w:tab w:val="num" w:pos="1440"/>
+        </w:tabs>
+        <w:ind w:left="1440" w:hanging="360"/>
+      </w:pPr>
+      <w:rPr>
+        <w:rFonts w:ascii="Wingdings 2" w:hAnsi="Wingdings 2" w:hint="default"/>
+      </w:rPr>
+    </w:lvl>
+    <w:lvl w:ilvl="2" w:tplc="137CF564" w:tentative="1">
+      <w:start w:val="1"/>
+      <w:numFmt w:val="bullet"/>
+      <w:lvlText w:val=""/>
+      <w:lvlJc w:val="left"/>
+      <w:pPr>
+        <w:tabs>
+          <w:tab w:val="num" w:pos="2160"/>
+        </w:tabs>
+        <w:ind w:left="2160" w:hanging="360"/>
+      </w:pPr>
+      <w:rPr>
+        <w:rFonts w:ascii="Wingdings 2" w:hAnsi="Wingdings 2" w:hint="default"/>
+      </w:rPr>
+    </w:lvl>
+    <w:lvl w:ilvl="3" w:tplc="C4C6689E" w:tentative="1">
+      <w:start w:val="1"/>
+      <w:numFmt w:val="bullet"/>
+      <w:lvlText w:val=""/>
+      <w:lvlJc w:val="left"/>
+      <w:pPr>
+        <w:tabs>
+          <w:tab w:val="num" w:pos="2880"/>
+        </w:tabs>
+        <w:ind w:left="2880" w:hanging="360"/>
+      </w:pPr>
+      <w:rPr>
+        <w:rFonts w:ascii="Wingdings 2" w:hAnsi="Wingdings 2" w:hint="default"/>
+      </w:rPr>
+    </w:lvl>
+    <w:lvl w:ilvl="4" w:tplc="EBD040BE" w:tentative="1">
+      <w:start w:val="1"/>
+      <w:numFmt w:val="bullet"/>
+      <w:lvlText w:val=""/>
+      <w:lvlJc w:val="left"/>
+      <w:pPr>
+        <w:tabs>
+          <w:tab w:val="num" w:pos="3600"/>
+        </w:tabs>
+        <w:ind w:left="3600" w:hanging="360"/>
+      </w:pPr>
+      <w:rPr>
+        <w:rFonts w:ascii="Wingdings 2" w:hAnsi="Wingdings 2" w:hint="default"/>
+      </w:rPr>
+    </w:lvl>
+    <w:lvl w:ilvl="5" w:tplc="3904BCD6" w:tentative="1">
+      <w:start w:val="1"/>
+      <w:numFmt w:val="bullet"/>
+      <w:lvlText w:val=""/>
+      <w:lvlJc w:val="left"/>
+      <w:pPr>
+        <w:tabs>
+          <w:tab w:val="num" w:pos="4320"/>
+        </w:tabs>
+        <w:ind w:left="4320" w:hanging="360"/>
+      </w:pPr>
+      <w:rPr>
+        <w:rFonts w:ascii="Wingdings 2" w:hAnsi="Wingdings 2" w:hint="default"/>
+      </w:rPr>
+    </w:lvl>
+    <w:lvl w:ilvl="6" w:tplc="EAC2BAC2" w:tentative="1">
+      <w:start w:val="1"/>
+      <w:numFmt w:val="bullet"/>
+      <w:lvlText w:val=""/>
+      <w:lvlJc w:val="left"/>
+      <w:pPr>
+        <w:tabs>
+          <w:tab w:val="num" w:pos="5040"/>
+        </w:tabs>
+        <w:ind w:left="5040" w:hanging="360"/>
+      </w:pPr>
+      <w:rPr>
+        <w:rFonts w:ascii="Wingdings 2" w:hAnsi="Wingdings 2" w:hint="default"/>
+      </w:rPr>
+    </w:lvl>
+    <w:lvl w:ilvl="7" w:tplc="4550A5A2" w:tentative="1">
+      <w:start w:val="1"/>
+      <w:numFmt w:val="bullet"/>
+      <w:lvlText w:val=""/>
+      <w:lvlJc w:val="left"/>
+      <w:pPr>
+        <w:tabs>
+          <w:tab w:val="num" w:pos="5760"/>
+        </w:tabs>
+        <w:ind w:left="5760" w:hanging="360"/>
+      </w:pPr>
+      <w:rPr>
+        <w:rFonts w:ascii="Wingdings 2" w:hAnsi="Wingdings 2" w:hint="default"/>
+      </w:rPr>
+    </w:lvl>
+    <w:lvl w:ilvl="8" w:tplc="D738F6D2" w:tentative="1">
+      <w:start w:val="1"/>
+      <w:numFmt w:val="bullet"/>
+      <w:lvlText w:val=""/>
+      <w:lvlJc w:val="left"/>
+      <w:pPr>
+        <w:tabs>
+          <w:tab w:val="num" w:pos="6480"/>
+        </w:tabs>
+        <w:ind w:left="6480" w:hanging="360"/>
+      </w:pPr>
+      <w:rPr>
+        <w:rFonts w:ascii="Wingdings 2" w:hAnsi="Wingdings 2" w:hint="default"/>
       </w:rPr>
     </w:lvl>
   </w:abstractNum>
@@ -2771,6 +3317,9 @@
   </w:num>
   <w:num w:numId="9" w16cid:durableId="1731998686">
     <w:abstractNumId w:val="8"/>
+  </w:num>
+  <w:num w:numId="10" w16cid:durableId="345013905">
+    <w:abstractNumId w:val="9"/>
   </w:num>
 </w:numbering>
 </file>
@@ -3184,7 +3733,6 @@
   <w:style w:type="character" w:default="1" w:styleId="a0">
     <w:name w:val="Default Paragraph Font"/>
     <w:uiPriority w:val="1"/>
-    <w:semiHidden/>
     <w:unhideWhenUsed/>
   </w:style>
   <w:style w:type="table" w:default="1" w:styleId="a1">
@@ -3217,6 +3765,50 @@
     <w:pPr>
       <w:ind w:leftChars="400" w:left="800"/>
     </w:pPr>
+  </w:style>
+  <w:style w:type="paragraph" w:styleId="a4">
+    <w:name w:val="header"/>
+    <w:basedOn w:val="a"/>
+    <w:link w:val="Char"/>
+    <w:uiPriority w:val="99"/>
+    <w:unhideWhenUsed/>
+    <w:rsid w:val="00CF65BC"/>
+    <w:pPr>
+      <w:tabs>
+        <w:tab w:val="center" w:pos="4513"/>
+        <w:tab w:val="right" w:pos="9026"/>
+      </w:tabs>
+      <w:snapToGrid w:val="0"/>
+    </w:pPr>
+  </w:style>
+  <w:style w:type="character" w:customStyle="1" w:styleId="Char">
+    <w:name w:val="머리글 Char"/>
+    <w:basedOn w:val="a0"/>
+    <w:link w:val="a4"/>
+    <w:uiPriority w:val="99"/>
+    <w:rsid w:val="00CF65BC"/>
+  </w:style>
+  <w:style w:type="paragraph" w:styleId="a5">
+    <w:name w:val="footer"/>
+    <w:basedOn w:val="a"/>
+    <w:link w:val="Char0"/>
+    <w:uiPriority w:val="99"/>
+    <w:unhideWhenUsed/>
+    <w:rsid w:val="00CF65BC"/>
+    <w:pPr>
+      <w:tabs>
+        <w:tab w:val="center" w:pos="4513"/>
+        <w:tab w:val="right" w:pos="9026"/>
+      </w:tabs>
+      <w:snapToGrid w:val="0"/>
+    </w:pPr>
+  </w:style>
+  <w:style w:type="character" w:customStyle="1" w:styleId="Char0">
+    <w:name w:val="바닥글 Char"/>
+    <w:basedOn w:val="a0"/>
+    <w:link w:val="a5"/>
+    <w:uiPriority w:val="99"/>
+    <w:rsid w:val="00CF65BC"/>
   </w:style>
 </w:styles>
 </file>
